--- a/fpga/V9968_Cartridge_TangNano20K/src/v9968/manual/v9968_programmers_manual_register_map.docx
+++ b/fpga/V9968_Cartridge_TangNano20K/src/v9968/manual/v9968_programmers_manual_register_map.docx
@@ -3854,7 +3854,21 @@
         <w:pStyle w:val="Standard"/>
       </w:pPr>
       <w:r>
-        <w:t xml:space="preserve">　本書では、V9968のレジスター構成を説明する。</w:t>
+        <w:t xml:space="preserve">　本書では、</w:t>
+      </w:r>
+      <w:r>
+        <w:t>V9968</w:t>
+      </w:r>
+      <w:r>
+        <w:t>の</w:t>
+      </w:r>
+      <w:proofErr w:type="gramStart"/>
+      <w:r>
+        <w:t>レジスター</w:t>
+      </w:r>
+      <w:proofErr w:type="gramEnd"/>
+      <w:r>
+        <w:t>構成を説明する。</w:t>
       </w:r>
     </w:p>
     <w:p>
@@ -3933,7 +3947,19 @@
         <w:pStyle w:val="Standard"/>
       </w:pPr>
       <w:r>
-        <w:t xml:space="preserve">　グレーのビットは、無効ビットである。コントロールレジスタの場合、何を書き込んでも、何も作用しない。V9958の時点で無効だったビットと、V9968で無効に変わったビットがある。</w:t>
+        <w:t xml:space="preserve">　グレーのビットは、無効ビットである。コントロールレジスタの場合、何を書き込んでも、何も作用しない。</w:t>
+      </w:r>
+      <w:r>
+        <w:t>V9958</w:t>
+      </w:r>
+      <w:r>
+        <w:t>の時点で無効だったビットと、</w:t>
+      </w:r>
+      <w:r>
+        <w:t>V9968</w:t>
+      </w:r>
+      <w:r>
+        <w:t>で無効に変わったビットがある。</w:t>
       </w:r>
     </w:p>
     <w:p>
@@ -4007,7 +4033,13 @@
         <w:pStyle w:val="Standard"/>
       </w:pPr>
       <w:r>
-        <w:t xml:space="preserve">　薄紫のビットは、V9968で追加・変更が入ったビットである。何らかの新しい機能がある。</w:t>
+        <w:t xml:space="preserve">　薄紫のビットは、</w:t>
+      </w:r>
+      <w:r>
+        <w:t>V9968</w:t>
+      </w:r>
+      <w:r>
+        <w:t>で追加・変更が入ったビットである。何らかの新しい機能がある。</w:t>
       </w:r>
     </w:p>
     <w:p>
@@ -4081,7 +4113,13 @@
         <w:pStyle w:val="Standard"/>
       </w:pPr>
       <w:r>
-        <w:t xml:space="preserve">　白いビットは、V9958の機能をそのまま継承しているビットである。</w:t>
+        <w:t xml:space="preserve">　白いビットは、</w:t>
+      </w:r>
+      <w:r>
+        <w:t>V9958</w:t>
+      </w:r>
+      <w:r>
+        <w:t>の機能をそのまま継承しているビットである。</w:t>
       </w:r>
     </w:p>
     <w:p>
@@ -4412,6 +4450,7 @@
             <w:r>
               <w:tab/>
             </w:r>
+            <w:proofErr w:type="gramStart"/>
             <w:r>
               <w:rPr>
                 <w:rFonts w:hint="eastAsia"/>
@@ -4428,7 +4467,14 @@
               <w:rPr>
                 <w:rFonts w:hint="eastAsia"/>
               </w:rPr>
-              <w:t>(C), A</w:t>
+              <w:t>(</w:t>
+            </w:r>
+            <w:proofErr w:type="gramEnd"/>
+            <w:r>
+              <w:rPr>
+                <w:rFonts w:hint="eastAsia"/>
+              </w:rPr>
+              <w:t>C), A</w:t>
             </w:r>
           </w:p>
           <w:p>
@@ -4492,6 +4538,7 @@
             <w:r>
               <w:tab/>
             </w:r>
+            <w:proofErr w:type="gramStart"/>
             <w:r>
               <w:rPr>
                 <w:rFonts w:hint="eastAsia"/>
@@ -4508,7 +4555,14 @@
               <w:rPr>
                 <w:rFonts w:hint="eastAsia"/>
               </w:rPr>
-              <w:t>(C), A</w:t>
+              <w:t>(</w:t>
+            </w:r>
+            <w:proofErr w:type="gramEnd"/>
+            <w:r>
+              <w:rPr>
+                <w:rFonts w:hint="eastAsia"/>
+              </w:rPr>
+              <w:t>C), A</w:t>
             </w:r>
           </w:p>
           <w:p>
@@ -5062,7 +5116,21 @@
         <w:rPr>
           <w:rFonts w:hint="eastAsia"/>
         </w:rPr>
-        <w:t xml:space="preserve">　V9968では、V9958と同じように割り込み制御することもできますが、ステータスレジスタを読んだだけで割り込みがクリアされてしまったり、少し癖のある挙動が難点だったのが V9958までの割り込みです。</w:t>
+        <w:t xml:space="preserve">　V9968では、V9958と同じように割り込み制御することもできますが、ステータスレジスタを読んだだけで割り込みがクリアされて</w:t>
+      </w:r>
+      <w:proofErr w:type="gramStart"/>
+      <w:r>
+        <w:rPr>
+          <w:rFonts w:hint="eastAsia"/>
+        </w:rPr>
+        <w:t>しまったり</w:t>
+      </w:r>
+      <w:proofErr w:type="gramEnd"/>
+      <w:r>
+        <w:rPr>
+          <w:rFonts w:hint="eastAsia"/>
+        </w:rPr>
+        <w:t>、少し癖のある挙動が難点だったのが V9958までの割り込みです。</w:t>
       </w:r>
     </w:p>
     <w:p>
@@ -5103,7 +5171,21 @@
         <w:rPr>
           <w:rFonts w:hint="eastAsia"/>
         </w:rPr>
-        <w:t>][0][0][0][0][CI][LI][FI]</w:t>
+        <w:t>][0][0][0][0][CI][</w:t>
+      </w:r>
+      <w:proofErr w:type="gramStart"/>
+      <w:r>
+        <w:rPr>
+          <w:rFonts w:hint="eastAsia"/>
+        </w:rPr>
+        <w:t>LI][</w:t>
+      </w:r>
+      <w:proofErr w:type="gramEnd"/>
+      <w:r>
+        <w:rPr>
+          <w:rFonts w:hint="eastAsia"/>
+        </w:rPr>
+        <w:t>FI]</w:t>
       </w:r>
     </w:p>
     <w:p>
@@ -5133,7 +5215,19 @@
         <w:rPr>
           <w:rFonts w:hint="eastAsia"/>
         </w:rPr>
-        <w:t xml:space="preserve"> (デフォルト=1) : これは、1にしておくと R#20, R#21 に書き込めなくなります。デフォルトで 1 です。R#20, R#21 に書き込みたい場合は、まずこのビットを 1 にする必要があります。読み書き可能です。</w:t>
+        <w:t xml:space="preserve"> (デフォルト=1) : これは、1にしておくと R#20, R#21 に書き込めなくなります。デフォルトで 1 です。R#20, R#21 に書き込みたい場合は、まずこのビットを </w:t>
+      </w:r>
+      <w:r>
+        <w:rPr>
+          <w:rFonts w:hint="eastAsia"/>
+        </w:rPr>
+        <w:t>0</w:t>
+      </w:r>
+      <w:r>
+        <w:rPr>
+          <w:rFonts w:hint="eastAsia"/>
+        </w:rPr>
+        <w:t xml:space="preserve"> にする必要があります。読み書き可能です。</w:t>
       </w:r>
     </w:p>
     <w:p>
@@ -5278,46 +5372,124 @@
         <w:pStyle w:val="Standard"/>
       </w:pPr>
       <w:r>
-        <w:t xml:space="preserve">　M5,M4,M3 は、画面モードを設定する。R#1のところでまとめて説明する。</w:t>
-      </w:r>
-    </w:p>
-    <w:p>
-      <w:pPr>
-        <w:pStyle w:val="Standard"/>
-      </w:pPr>
-    </w:p>
-    <w:p>
-      <w:pPr>
-        <w:pStyle w:val="Standard"/>
-      </w:pPr>
-      <w:r>
-        <w:t xml:space="preserve">　IE1 は、走査線割込許可レジスタ。ここに1を書き込むとR#19で指定した走査線が表示されるタイミングで、割り込みが発生するようになる。</w:t>
-      </w:r>
-    </w:p>
-    <w:p>
-      <w:pPr>
-        <w:pStyle w:val="Standard"/>
-      </w:pPr>
-    </w:p>
-    <w:p>
-      <w:pPr>
-        <w:pStyle w:val="Standard"/>
-      </w:pPr>
-      <w:r>
-        <w:t xml:space="preserve">　IE2 は、V9938 でライトペン割り込みに使われていたレジスタだが、V9958で廃止となっており、V9968でも無効となっている。</w:t>
-      </w:r>
-    </w:p>
-    <w:p>
-      <w:pPr>
-        <w:pStyle w:val="Standard"/>
-      </w:pPr>
-    </w:p>
-    <w:p>
-      <w:pPr>
-        <w:pStyle w:val="Standard"/>
-      </w:pPr>
-      <w:r>
-        <w:t xml:space="preserve">　DG は、VDPのカラーバスの動作モードを指定するレジスタだが、V9968 では無効となっている。通常のMSXでは使われていない。</w:t>
+        <w:t xml:space="preserve">　</w:t>
+      </w:r>
+      <w:r>
+        <w:t xml:space="preserve">M5,M4,M3 </w:t>
+      </w:r>
+      <w:r>
+        <w:t>は、画面モードを設定する。</w:t>
+      </w:r>
+      <w:r>
+        <w:t>R#1</w:t>
+      </w:r>
+      <w:r>
+        <w:t>のところでまとめて説明する。</w:t>
+      </w:r>
+    </w:p>
+    <w:p>
+      <w:pPr>
+        <w:pStyle w:val="Standard"/>
+      </w:pPr>
+    </w:p>
+    <w:p>
+      <w:pPr>
+        <w:pStyle w:val="Standard"/>
+      </w:pPr>
+      <w:r>
+        <w:t xml:space="preserve">　</w:t>
+      </w:r>
+      <w:r>
+        <w:t xml:space="preserve">IE1 </w:t>
+      </w:r>
+      <w:r>
+        <w:t>は、走査線割込許可レジスタ。ここに</w:t>
+      </w:r>
+      <w:r>
+        <w:t>1</w:t>
+      </w:r>
+      <w:r>
+        <w:t>を書き込むと</w:t>
+      </w:r>
+      <w:r>
+        <w:t>R#19</w:t>
+      </w:r>
+      <w:r>
+        <w:t>で指定した走査線が表示されるタイミングで、割り込みが発生するようになる。</w:t>
+      </w:r>
+    </w:p>
+    <w:p>
+      <w:pPr>
+        <w:pStyle w:val="Standard"/>
+      </w:pPr>
+    </w:p>
+    <w:p>
+      <w:pPr>
+        <w:pStyle w:val="Standard"/>
+      </w:pPr>
+      <w:r>
+        <w:t xml:space="preserve">　</w:t>
+      </w:r>
+      <w:r>
+        <w:t xml:space="preserve">IE2 </w:t>
+      </w:r>
+      <w:r>
+        <w:t>は、</w:t>
+      </w:r>
+      <w:r>
+        <w:t xml:space="preserve">V9938 </w:t>
+      </w:r>
+      <w:r>
+        <w:t>でライトペン割り込みに使われていたレジスタだが、</w:t>
+      </w:r>
+      <w:r>
+        <w:t>V9958</w:t>
+      </w:r>
+      <w:r>
+        <w:t>で廃止となっており、</w:t>
+      </w:r>
+      <w:r>
+        <w:t>V9968</w:t>
+      </w:r>
+      <w:r>
+        <w:t>でも無効となっている。</w:t>
+      </w:r>
+    </w:p>
+    <w:p>
+      <w:pPr>
+        <w:pStyle w:val="Standard"/>
+      </w:pPr>
+    </w:p>
+    <w:p>
+      <w:pPr>
+        <w:pStyle w:val="Standard"/>
+      </w:pPr>
+      <w:r>
+        <w:t xml:space="preserve">　</w:t>
+      </w:r>
+      <w:r>
+        <w:t xml:space="preserve">DG </w:t>
+      </w:r>
+      <w:r>
+        <w:t>は、</w:t>
+      </w:r>
+      <w:r>
+        <w:t>VDP</w:t>
+      </w:r>
+      <w:r>
+        <w:t>のカラーバスの動作モードを指定するレジスタだが、</w:t>
+      </w:r>
+      <w:r>
+        <w:t xml:space="preserve">V9968 </w:t>
+      </w:r>
+      <w:r>
+        <w:t>では無効となっている。通常の</w:t>
+      </w:r>
+      <w:r>
+        <w:t>MSX</w:t>
+      </w:r>
+      <w:r>
+        <w:t>では使われていない。</w:t>
       </w:r>
     </w:p>
     <w:p>
@@ -5414,33 +5586,153 @@
         <w:pStyle w:val="Standard"/>
       </w:pPr>
       <w:r>
-        <w:t xml:space="preserve">　M1,M2 は、画面モードを設定する。R#0のM5,M4,M3 と合わせて、下記の設定で各種画面モードを指定できる。モード一覧を表 1 画面モード設定にまとめておく。</w:t>
-      </w:r>
-    </w:p>
-    <w:p>
-      <w:pPr>
-        <w:pStyle w:val="Standard"/>
-      </w:pPr>
-    </w:p>
-    <w:p>
-      <w:pPr>
-        <w:pStyle w:val="Standard"/>
-      </w:pPr>
-      <w:r>
-        <w:t xml:space="preserve">　MAG　は、Sprite mode1及び Sprite mode2 における拡大表示指定である。0で等倍。1で水平垂直2倍。Sprite mode3 では無視される。</w:t>
-      </w:r>
-    </w:p>
-    <w:p>
-      <w:pPr>
-        <w:pStyle w:val="Standard"/>
-      </w:pPr>
-    </w:p>
-    <w:p>
-      <w:pPr>
-        <w:pStyle w:val="Standard"/>
-      </w:pPr>
-      <w:r>
-        <w:t xml:space="preserve">　SI は、Sprite mode1及びSprite mode2 におけるスプライトサイズ指定である。0で8ドット×8ドットサイズ。1で16ドット×16ドットサイズになる。</w:t>
+        <w:t xml:space="preserve">　</w:t>
+      </w:r>
+      <w:r>
+        <w:t xml:space="preserve">M1,M2 </w:t>
+      </w:r>
+      <w:r>
+        <w:t>は、画面モードを設定する。</w:t>
+      </w:r>
+      <w:r>
+        <w:t>R#0</w:t>
+      </w:r>
+      <w:r>
+        <w:t>の</w:t>
+      </w:r>
+      <w:r>
+        <w:t xml:space="preserve">M5,M4,M3 </w:t>
+      </w:r>
+      <w:r>
+        <w:t>と合わせて、下記の設定で各種画面モードを指定できる。モード一覧を表</w:t>
+      </w:r>
+      <w:r>
+        <w:t xml:space="preserve"> 1 </w:t>
+      </w:r>
+      <w:r>
+        <w:t>画面モード設定にまとめておく。</w:t>
+      </w:r>
+    </w:p>
+    <w:p>
+      <w:pPr>
+        <w:pStyle w:val="Standard"/>
+      </w:pPr>
+    </w:p>
+    <w:p>
+      <w:pPr>
+        <w:pStyle w:val="Standard"/>
+      </w:pPr>
+      <w:r>
+        <w:t xml:space="preserve">　</w:t>
+      </w:r>
+      <w:r>
+        <w:t>MAG</w:t>
+      </w:r>
+      <w:r>
+        <w:t xml:space="preserve">　は、</w:t>
+      </w:r>
+      <w:r>
+        <w:t>Sprite mode1</w:t>
+      </w:r>
+      <w:r>
+        <w:t>及び</w:t>
+      </w:r>
+      <w:r>
+        <w:t xml:space="preserve"> Sprite mode2 </w:t>
+      </w:r>
+      <w:r>
+        <w:t>における拡大表示指定である。</w:t>
+      </w:r>
+      <w:r>
+        <w:t>0</w:t>
+      </w:r>
+      <w:r>
+        <w:t>で等倍。</w:t>
+      </w:r>
+      <w:r>
+        <w:t>1</w:t>
+      </w:r>
+      <w:r>
+        <w:t>で水平垂直</w:t>
+      </w:r>
+      <w:r>
+        <w:t>2</w:t>
+      </w:r>
+      <w:r>
+        <w:t>倍。</w:t>
+      </w:r>
+      <w:r>
+        <w:t xml:space="preserve">Sprite mode3 </w:t>
+      </w:r>
+      <w:r>
+        <w:t>では無視される。</w:t>
+      </w:r>
+    </w:p>
+    <w:p>
+      <w:pPr>
+        <w:pStyle w:val="Standard"/>
+      </w:pPr>
+    </w:p>
+    <w:p>
+      <w:pPr>
+        <w:pStyle w:val="Standard"/>
+      </w:pPr>
+      <w:r>
+        <w:t xml:space="preserve">　</w:t>
+      </w:r>
+      <w:r>
+        <w:t xml:space="preserve">SI </w:t>
+      </w:r>
+      <w:r>
+        <w:t>は、</w:t>
+      </w:r>
+      <w:r>
+        <w:t>Sprite mode1</w:t>
+      </w:r>
+      <w:r>
+        <w:t>及び</w:t>
+      </w:r>
+      <w:r>
+        <w:t xml:space="preserve">Sprite mode2 </w:t>
+      </w:r>
+      <w:r>
+        <w:t>におけるスプライトサイズ指定である。</w:t>
+      </w:r>
+      <w:r>
+        <w:t>0</w:t>
+      </w:r>
+      <w:r>
+        <w:t>で</w:t>
+      </w:r>
+      <w:r>
+        <w:t>8</w:t>
+      </w:r>
+      <w:r>
+        <w:t>ドット</w:t>
+      </w:r>
+      <w:r>
+        <w:t>×8</w:t>
+      </w:r>
+      <w:r>
+        <w:t>ドットサイズ。</w:t>
+      </w:r>
+      <w:r>
+        <w:t>1</w:t>
+      </w:r>
+      <w:r>
+        <w:t>で</w:t>
+      </w:r>
+      <w:r>
+        <w:t>16</w:t>
+      </w:r>
+      <w:r>
+        <w:t>ドット</w:t>
+      </w:r>
+      <w:r>
+        <w:t>×16</w:t>
+      </w:r>
+      <w:r>
+        <w:t>ドットサイズになる。</w:t>
       </w:r>
     </w:p>
     <w:p>
@@ -5454,28 +5746,70 @@
       </w:pPr>
       <w:r>
         <w:lastRenderedPageBreak/>
-        <w:t xml:space="preserve">　IE0 は、垂直同期割込許可レジスタ。ここに1を書き込むと垂直ブランキング期間開始のタイミングで、割込が発生するようになる。</w:t>
-      </w:r>
-    </w:p>
-    <w:p>
-      <w:pPr>
-        <w:pStyle w:val="Standard"/>
-      </w:pPr>
-    </w:p>
-    <w:p>
-      <w:pPr>
-        <w:pStyle w:val="Standard"/>
-      </w:pPr>
-      <w:r>
-        <w:t xml:space="preserve">　BL　は、画面表示レジスタである。0で非表示、1で表示となる。</w:t>
-      </w:r>
-    </w:p>
-    <w:p>
-      <w:pPr>
-        <w:pStyle w:val="Standard"/>
-      </w:pPr>
-      <w:r>
-        <w:t xml:space="preserve">　非表示の場合、画面は周辺色一色になり、表示のためのVRAMアクセスを行わなくなる。VDPが最も速い状態となる。</w:t>
+        <w:t xml:space="preserve">　</w:t>
+      </w:r>
+      <w:r>
+        <w:t xml:space="preserve">IE0 </w:t>
+      </w:r>
+      <w:r>
+        <w:t>は、垂直同期割込許可レジスタ。ここに</w:t>
+      </w:r>
+      <w:r>
+        <w:t>1</w:t>
+      </w:r>
+      <w:r>
+        <w:t>を書き込むと垂直ブランキング期間開始のタイミングで、割込が発生するようになる。</w:t>
+      </w:r>
+    </w:p>
+    <w:p>
+      <w:pPr>
+        <w:pStyle w:val="Standard"/>
+      </w:pPr>
+    </w:p>
+    <w:p>
+      <w:pPr>
+        <w:pStyle w:val="Standard"/>
+      </w:pPr>
+      <w:r>
+        <w:t xml:space="preserve">　</w:t>
+      </w:r>
+      <w:r>
+        <w:t>BL</w:t>
+      </w:r>
+      <w:r>
+        <w:t xml:space="preserve">　は、画面表示レジスタである。</w:t>
+      </w:r>
+      <w:r>
+        <w:t>0</w:t>
+      </w:r>
+      <w:r>
+        <w:t>で非表示、</w:t>
+      </w:r>
+      <w:r>
+        <w:t>1</w:t>
+      </w:r>
+      <w:r>
+        <w:t>で表示となる。</w:t>
+      </w:r>
+    </w:p>
+    <w:p>
+      <w:pPr>
+        <w:pStyle w:val="Standard"/>
+      </w:pPr>
+      <w:r>
+        <w:t xml:space="preserve">　非表示の場合、画面は周辺色一色になり、表示のための</w:t>
+      </w:r>
+      <w:r>
+        <w:t>VRAM</w:t>
+      </w:r>
+      <w:r>
+        <w:t>アクセスを行わなくなる。</w:t>
+      </w:r>
+      <w:r>
+        <w:t>VDP</w:t>
+      </w:r>
+      <w:r>
+        <w:t>が最も速い状態となる。</w:t>
       </w:r>
     </w:p>
     <w:p>
@@ -5490,7 +5824,13 @@
         <w:jc w:val="center"/>
       </w:pPr>
       <w:r>
-        <w:t>表 1 画面モード設定</w:t>
+        <w:t>表</w:t>
+      </w:r>
+      <w:r>
+        <w:t xml:space="preserve"> 1 </w:t>
+      </w:r>
+      <w:r>
+        <w:t>画面モード設定</w:t>
       </w:r>
     </w:p>
     <w:tbl>
@@ -5531,7 +5871,15 @@
               <w:jc w:val="center"/>
             </w:pPr>
             <w:r>
-              <w:t xml:space="preserve"> {M5,M4,M3,M2,M1}</w:t>
+              <w:t xml:space="preserve"> {M</w:t>
+            </w:r>
+            <w:proofErr w:type="gramStart"/>
+            <w:r>
+              <w:t>5,M4,M3,M2,M</w:t>
+            </w:r>
+            <w:proofErr w:type="gramEnd"/>
+            <w:r>
+              <w:t>1}</w:t>
             </w:r>
           </w:p>
         </w:tc>
@@ -5584,7 +5932,10 @@
               <w:jc w:val="center"/>
             </w:pPr>
             <w:r>
-              <w:t>MSX-BASICのモード</w:t>
+              <w:t>MSX-BASIC</w:t>
+            </w:r>
+            <w:r>
+              <w:t>のモード</w:t>
             </w:r>
           </w:p>
         </w:tc>
@@ -6434,7 +6785,22 @@
         <w:pStyle w:val="Standard"/>
       </w:pPr>
       <w:r>
-        <w:t xml:space="preserve">　TEXT0, TEXT1, MULTI COLOR, GRAPHIC1,  GRAPHIC2,  GRAPHIC3 では全ビット有効。A17 は、R#2</w:t>
+        <w:t xml:space="preserve">　</w:t>
+      </w:r>
+      <w:r>
+        <w:t xml:space="preserve">TEXT0, TEXT1, MULTI COLOR, GRAPHIC1,  GRAPHIC2,  GRAPHIC3 </w:t>
+      </w:r>
+      <w:r>
+        <w:t>では全ビット有効。</w:t>
+      </w:r>
+      <w:r>
+        <w:t xml:space="preserve">A17 </w:t>
+      </w:r>
+      <w:r>
+        <w:t>は、</w:t>
+      </w:r>
+      <w:r>
+        <w:t>R#2</w:t>
       </w:r>
       <w:r>
         <w:rPr>
@@ -6488,7 +6854,10 @@
         <w:t>A17に</w:t>
       </w:r>
       <w:r>
-        <w:t>1を書いても</w:t>
+        <w:t>1</w:t>
+      </w:r>
+      <w:r>
+        <w:t>を書いても</w:t>
       </w:r>
       <w:r>
         <w:rPr>
@@ -6590,7 +6959,43 @@
       </w:pPr>
       <w:r>
         <w:lastRenderedPageBreak/>
-        <w:t xml:space="preserve">　GRAPHIC4,  GRAPHIC5 では、bit4～bit0 は 1 を指定する。A17 は、R#20の</w:t>
+        <w:t xml:space="preserve">　</w:t>
+      </w:r>
+      <w:r>
+        <w:t xml:space="preserve">GRAPHIC4,  GRAPHIC5 </w:t>
+      </w:r>
+      <w:r>
+        <w:t>では、</w:t>
+      </w:r>
+      <w:r>
+        <w:t>bit4</w:t>
+      </w:r>
+      <w:r>
+        <w:t>～</w:t>
+      </w:r>
+      <w:r>
+        <w:t xml:space="preserve">bit0 </w:t>
+      </w:r>
+      <w:r>
+        <w:t>は</w:t>
+      </w:r>
+      <w:r>
+        <w:t xml:space="preserve"> 1 </w:t>
+      </w:r>
+      <w:r>
+        <w:t>を指定する。</w:t>
+      </w:r>
+      <w:r>
+        <w:t xml:space="preserve">A17 </w:t>
+      </w:r>
+      <w:r>
+        <w:t>は、</w:t>
+      </w:r>
+      <w:r>
+        <w:t>R#20</w:t>
+      </w:r>
+      <w:r>
+        <w:t>の</w:t>
       </w:r>
       <w:r>
         <w:rPr>
@@ -6626,7 +7031,19 @@
         <w:t>1</w:t>
       </w:r>
       <w:r>
-        <w:t>のときは、1を書いても 0を書いたことになる。</w:t>
+        <w:t>のときは、</w:t>
+      </w:r>
+      <w:r>
+        <w:t>1</w:t>
+      </w:r>
+      <w:r>
+        <w:t>を書いても</w:t>
+      </w:r>
+      <w:r>
+        <w:t xml:space="preserve"> 0</w:t>
+      </w:r>
+      <w:r>
+        <w:t>を書いたことになる。</w:t>
       </w:r>
     </w:p>
     <w:p>
@@ -6700,7 +7117,46 @@
         <w:pStyle w:val="Standard"/>
       </w:pPr>
       <w:r>
-        <w:t xml:space="preserve">　GRAPHIC6,  GRAPHIC7では、bit4～bit0 は 1 を指定し、他のモードとは bit の位置が異なることに注意すること。A17 は、R#2</w:t>
+        <w:t xml:space="preserve">　</w:t>
+      </w:r>
+      <w:r>
+        <w:t>GRAPHIC6,  GRAPHIC7</w:t>
+      </w:r>
+      <w:r>
+        <w:t>では、</w:t>
+      </w:r>
+      <w:r>
+        <w:t>bit4</w:t>
+      </w:r>
+      <w:r>
+        <w:t>～</w:t>
+      </w:r>
+      <w:r>
+        <w:t xml:space="preserve">bit0 </w:t>
+      </w:r>
+      <w:r>
+        <w:t>は</w:t>
+      </w:r>
+      <w:r>
+        <w:t xml:space="preserve"> 1 </w:t>
+      </w:r>
+      <w:r>
+        <w:t>を指定し、他のモードとは</w:t>
+      </w:r>
+      <w:r>
+        <w:t xml:space="preserve"> bit </w:t>
+      </w:r>
+      <w:r>
+        <w:t>の位置が異なることに注意すること。</w:t>
+      </w:r>
+      <w:r>
+        <w:t xml:space="preserve">A17 </w:t>
+      </w:r>
+      <w:r>
+        <w:t>は、</w:t>
+      </w:r>
+      <w:r>
+        <w:t>R#2</w:t>
       </w:r>
       <w:r>
         <w:rPr>
@@ -6745,20 +7201,68 @@
         <w:t>1</w:t>
       </w:r>
       <w:r>
-        <w:t>のときは、1を書いても 0を書いたことになる。</w:t>
-      </w:r>
-    </w:p>
-    <w:p>
-      <w:pPr>
-        <w:pStyle w:val="Standard"/>
-      </w:pPr>
-    </w:p>
-    <w:p>
-      <w:pPr>
-        <w:pStyle w:val="Standard"/>
-      </w:pPr>
-      <w:r>
-        <w:t xml:space="preserve">　GRAPHIC4, GRAPHIC5, GRAPHIC6, GRAPHIC7 の1を指定するビットは、内部演算でアドレス計算する際に AND演算によってミックスされる。従って、0 を指定すると、強制的にそのビットは 0固定に出来るため、繰り返しパターンの表示が可能となる。詳細は、v9968_programmers_manual_screen_mode の説明を参照。</w:t>
+        <w:t>のときは、</w:t>
+      </w:r>
+      <w:r>
+        <w:t>1</w:t>
+      </w:r>
+      <w:r>
+        <w:t>を書いても</w:t>
+      </w:r>
+      <w:r>
+        <w:t xml:space="preserve"> 0</w:t>
+      </w:r>
+      <w:r>
+        <w:t>を書いたことになる。</w:t>
+      </w:r>
+    </w:p>
+    <w:p>
+      <w:pPr>
+        <w:pStyle w:val="Standard"/>
+      </w:pPr>
+    </w:p>
+    <w:p>
+      <w:pPr>
+        <w:pStyle w:val="Standard"/>
+      </w:pPr>
+      <w:r>
+        <w:t xml:space="preserve">　</w:t>
+      </w:r>
+      <w:r>
+        <w:t xml:space="preserve">GRAPHIC4, GRAPHIC5, GRAPHIC6, GRAPHIC7 </w:t>
+      </w:r>
+      <w:r>
+        <w:t>の</w:t>
+      </w:r>
+      <w:r>
+        <w:t>1</w:t>
+      </w:r>
+      <w:r>
+        <w:t>を指定するビットは、内部演算でアドレス計算する際に</w:t>
+      </w:r>
+      <w:r>
+        <w:t xml:space="preserve"> AND</w:t>
+      </w:r>
+      <w:r>
+        <w:t>演算によってミックスされる。従って、</w:t>
+      </w:r>
+      <w:r>
+        <w:t xml:space="preserve">0 </w:t>
+      </w:r>
+      <w:r>
+        <w:t>を指定すると、強制的にそのビットは</w:t>
+      </w:r>
+      <w:r>
+        <w:t xml:space="preserve"> 0</w:t>
+      </w:r>
+      <w:r>
+        <w:t>固定に出来るため、繰り返しパターンの表示が可能となる。詳細は、</w:t>
+      </w:r>
+      <w:r>
+        <w:t xml:space="preserve">v9968_programmers_manual_screen_mode </w:t>
+      </w:r>
+      <w:r>
+        <w:t>の説明を参照。</w:t>
       </w:r>
     </w:p>
     <w:p>
@@ -6969,7 +7473,22 @@
         <w:pStyle w:val="Standard"/>
       </w:pPr>
       <w:r>
-        <w:t>Sprite Mode1 では、Sprite Attribute Table のアドレスの bit7-14 を指定する。</w:t>
+        <w:t xml:space="preserve">Sprite Mode1 </w:t>
+      </w:r>
+      <w:r>
+        <w:t>では、</w:t>
+      </w:r>
+      <w:r>
+        <w:t xml:space="preserve">Sprite Attribute Table </w:t>
+      </w:r>
+      <w:r>
+        <w:t>のアドレスの</w:t>
+      </w:r>
+      <w:r>
+        <w:t xml:space="preserve"> bit7-14 </w:t>
+      </w:r>
+      <w:r>
+        <w:t>を指定する。</w:t>
       </w:r>
     </w:p>
     <w:p>
@@ -7044,15 +7563,75 @@
         <w:pStyle w:val="Standard"/>
       </w:pPr>
       <w:r>
-        <w:t>Sprite Mode2及びSprite Mode3 では、Sprite Attribute Table のアドレスの bit9-14 を指定する。R#5 bit1, bit0 は、Sprite Attribute Table のアドレスの bit8, 7 のANDマスク機能である。通常は 1 を立てて、マスクしないようにする。</w:t>
-      </w:r>
-    </w:p>
-    <w:p>
-      <w:pPr>
-        <w:pStyle w:val="Standard"/>
-      </w:pPr>
-      <w:r>
-        <w:t>Sprite Mode2 では、Sprite Color Table のアドレスも兼ねている。</w:t>
+        <w:t>Sprite Mode2</w:t>
+      </w:r>
+      <w:r>
+        <w:t>及び</w:t>
+      </w:r>
+      <w:r>
+        <w:t xml:space="preserve">Sprite Mode3 </w:t>
+      </w:r>
+      <w:r>
+        <w:t>では、</w:t>
+      </w:r>
+      <w:r>
+        <w:t xml:space="preserve">Sprite Attribute Table </w:t>
+      </w:r>
+      <w:r>
+        <w:t>のアドレスの</w:t>
+      </w:r>
+      <w:r>
+        <w:t xml:space="preserve"> bit9-14 </w:t>
+      </w:r>
+      <w:r>
+        <w:t>を指定する。</w:t>
+      </w:r>
+      <w:r>
+        <w:t xml:space="preserve">R#5 bit1, bit0 </w:t>
+      </w:r>
+      <w:r>
+        <w:t>は、</w:t>
+      </w:r>
+      <w:r>
+        <w:t xml:space="preserve">Sprite Attribute Table </w:t>
+      </w:r>
+      <w:r>
+        <w:t>のアドレスの</w:t>
+      </w:r>
+      <w:r>
+        <w:t xml:space="preserve"> bit8, 7 </w:t>
+      </w:r>
+      <w:r>
+        <w:t>の</w:t>
+      </w:r>
+      <w:r>
+        <w:t>AND</w:t>
+      </w:r>
+      <w:r>
+        <w:t>マスク機能である。通常は</w:t>
+      </w:r>
+      <w:r>
+        <w:t xml:space="preserve"> 1 </w:t>
+      </w:r>
+      <w:r>
+        <w:t>を立てて、マスクしないようにする。</w:t>
+      </w:r>
+    </w:p>
+    <w:p>
+      <w:pPr>
+        <w:pStyle w:val="Standard"/>
+      </w:pPr>
+      <w:r>
+        <w:t xml:space="preserve">Sprite Mode2 </w:t>
+      </w:r>
+      <w:r>
+        <w:t>では、</w:t>
+      </w:r>
+      <w:r>
+        <w:t xml:space="preserve">Sprite Color Table </w:t>
+      </w:r>
+      <w:r>
+        <w:t>のアドレスも兼ねている。</w:t>
       </w:r>
     </w:p>
     <w:p>
@@ -7136,7 +7715,52 @@
         <w:pStyle w:val="Standard"/>
       </w:pPr>
       <w:r>
-        <w:t>Sprite Mode 1～3における、スプライト形状を指定する Sprite Pattern Generator Table のアドレスを指定する。アドレスの bit11～17 を指定可能である。bit10～0 は 0 固定。</w:t>
+        <w:t>Sprite Mode 1</w:t>
+      </w:r>
+      <w:r>
+        <w:t>～</w:t>
+      </w:r>
+      <w:r>
+        <w:t>3</w:t>
+      </w:r>
+      <w:r>
+        <w:t>における、スプライト形状を指定する</w:t>
+      </w:r>
+      <w:r>
+        <w:t xml:space="preserve"> Sprite Pattern Generator Table </w:t>
+      </w:r>
+      <w:r>
+        <w:t>のアドレスを指定する。アドレスの</w:t>
+      </w:r>
+      <w:r>
+        <w:t xml:space="preserve"> bit11</w:t>
+      </w:r>
+      <w:r>
+        <w:t>～</w:t>
+      </w:r>
+      <w:r>
+        <w:t xml:space="preserve">17 </w:t>
+      </w:r>
+      <w:r>
+        <w:t>を指定可能である。</w:t>
+      </w:r>
+      <w:r>
+        <w:t>bit10</w:t>
+      </w:r>
+      <w:r>
+        <w:t>～</w:t>
+      </w:r>
+      <w:r>
+        <w:t xml:space="preserve">0 </w:t>
+      </w:r>
+      <w:r>
+        <w:t>は</w:t>
+      </w:r>
+      <w:r>
+        <w:t xml:space="preserve"> 0 </w:t>
+      </w:r>
+      <w:r>
+        <w:t>固定。</w:t>
       </w:r>
     </w:p>
     <w:p>
@@ -7215,15 +7839,48 @@
         <w:pStyle w:val="Standard"/>
       </w:pPr>
       <w:r>
-        <w:t>TEXT1及びTEXT2 では、bit7-4 は前景色、bit3-0 は背景色＝周辺色である。</w:t>
-      </w:r>
-    </w:p>
-    <w:p>
-      <w:pPr>
-        <w:pStyle w:val="Standard"/>
-      </w:pPr>
-      <w:r>
-        <w:t>その他の画面モードでは、bit7-4 は無効。bit3-0が周辺色である。</w:t>
+        <w:t>TEXT1</w:t>
+      </w:r>
+      <w:r>
+        <w:t>及び</w:t>
+      </w:r>
+      <w:r>
+        <w:t xml:space="preserve">TEXT2 </w:t>
+      </w:r>
+      <w:r>
+        <w:t>では、</w:t>
+      </w:r>
+      <w:r>
+        <w:t xml:space="preserve">bit7-4 </w:t>
+      </w:r>
+      <w:r>
+        <w:t>は前景色、</w:t>
+      </w:r>
+      <w:r>
+        <w:t xml:space="preserve">bit3-0 </w:t>
+      </w:r>
+      <w:r>
+        <w:t>は背景色＝周辺色である。</w:t>
+      </w:r>
+    </w:p>
+    <w:p>
+      <w:pPr>
+        <w:pStyle w:val="Standard"/>
+      </w:pPr>
+      <w:r>
+        <w:t>その他の画面モードでは、</w:t>
+      </w:r>
+      <w:r>
+        <w:t xml:space="preserve">bit7-4 </w:t>
+      </w:r>
+      <w:r>
+        <w:t>は無効。</w:t>
+      </w:r>
+      <w:r>
+        <w:t>bit3-0</w:t>
+      </w:r>
+      <w:r>
+        <w:t>が周辺色である。</w:t>
       </w:r>
     </w:p>
     <w:p>
@@ -8085,7 +8742,16 @@
         <w:pStyle w:val="Standard"/>
       </w:pPr>
       <w:r>
-        <w:t>V9968 の新機能をON/OFFするレジスタである。</w:t>
+        <w:t xml:space="preserve">V9968 </w:t>
+      </w:r>
+      <w:r>
+        <w:t>の新機能を</w:t>
+      </w:r>
+      <w:r>
+        <w:t>ON/OFF</w:t>
+      </w:r>
+      <w:r>
+        <w:t>するレジスタである。</w:t>
       </w:r>
     </w:p>
     <w:p>
@@ -8110,7 +8776,22 @@
         <w:pStyle w:val="Standard"/>
       </w:pPr>
       <w:r>
-        <w:t>HS (High Speed command): 高速VDPコマンドモード指定。1 にすると高速になる。</w:t>
+        <w:t xml:space="preserve">HS (High Speed command): </w:t>
+      </w:r>
+      <w:r>
+        <w:t>高速</w:t>
+      </w:r>
+      <w:r>
+        <w:t>VDP</w:t>
+      </w:r>
+      <w:r>
+        <w:t>コマンドモード指定。</w:t>
+      </w:r>
+      <w:r>
+        <w:t xml:space="preserve">1 </w:t>
+      </w:r>
+      <w:r>
+        <w:t>にすると高速になる。</w:t>
       </w:r>
     </w:p>
     <w:p>
@@ -8119,23 +8800,62 @@
       </w:pPr>
       <w:r>
         <w:lastRenderedPageBreak/>
-        <w:t>SVNS (Sprite Vertical position Non-following Scroll) : 1 にすると、スプライトが R#23 の値の影響を受けなくなる。Sprite mode1～3全てで有効。</w:t>
-      </w:r>
-    </w:p>
-    <w:p>
-      <w:pPr>
-        <w:pStyle w:val="Standard"/>
-      </w:pPr>
-      <w:r>
-        <w:t>ILNS (Interrupt Line Non-following Scroll) : 1 にすると、走査線割り込みが R#23 の値の影響を受けなくなる。</w:t>
-      </w:r>
-    </w:p>
-    <w:p>
-      <w:pPr>
-        <w:pStyle w:val="Standard"/>
-      </w:pPr>
-      <w:r>
-        <w:t>SP3 (Sprite mode 3) : 1 にすると、スプライトを Sprite mode3 に切り替える。</w:t>
+        <w:t xml:space="preserve">SVNS (Sprite Vertical position Non-following Scroll) : 1 </w:t>
+      </w:r>
+      <w:r>
+        <w:t>にすると、スプライトが</w:t>
+      </w:r>
+      <w:r>
+        <w:t xml:space="preserve"> R#23 </w:t>
+      </w:r>
+      <w:r>
+        <w:t>の値の影響を受けなくなる。</w:t>
+      </w:r>
+      <w:r>
+        <w:t>Sprite mode1</w:t>
+      </w:r>
+      <w:r>
+        <w:t>～</w:t>
+      </w:r>
+      <w:r>
+        <w:t>3</w:t>
+      </w:r>
+      <w:r>
+        <w:t>全てで有効。</w:t>
+      </w:r>
+    </w:p>
+    <w:p>
+      <w:pPr>
+        <w:pStyle w:val="Standard"/>
+      </w:pPr>
+      <w:r>
+        <w:t xml:space="preserve">ILNS (Interrupt Line Non-following Scroll) : 1 </w:t>
+      </w:r>
+      <w:r>
+        <w:t>にすると、走査線割り込みが</w:t>
+      </w:r>
+      <w:r>
+        <w:t xml:space="preserve"> R#23 </w:t>
+      </w:r>
+      <w:r>
+        <w:t>の値の影響を受けなくなる。</w:t>
+      </w:r>
+    </w:p>
+    <w:p>
+      <w:pPr>
+        <w:pStyle w:val="Standard"/>
+      </w:pPr>
+      <w:r>
+        <w:t xml:space="preserve">SP3 (Sprite mode 3) : 1 </w:t>
+      </w:r>
+      <w:r>
+        <w:t>にすると、スプライトを</w:t>
+      </w:r>
+      <w:r>
+        <w:t xml:space="preserve"> Sprite mode3 </w:t>
+      </w:r>
+      <w:r>
+        <w:t>に切り替える。</w:t>
       </w:r>
     </w:p>
     <w:p>
@@ -8151,7 +8871,16 @@
       </w:r>
       <w:proofErr w:type="spellEnd"/>
       <w:r>
-        <w:t>) : 1 にすると、32768色から選択するパレットに切り替わる。</w:t>
+        <w:t xml:space="preserve">) : 1 </w:t>
+      </w:r>
+      <w:r>
+        <w:t>にすると、</w:t>
+      </w:r>
+      <w:r>
+        <w:t>32768</w:t>
+      </w:r>
+      <w:r>
+        <w:t>色から選択するパレットに切り替わる。</w:t>
       </w:r>
     </w:p>
     <w:p>
@@ -8183,7 +8912,40 @@
         <w:pStyle w:val="Standard"/>
       </w:pPr>
       <w:r>
-        <w:t>S16 (Sprite horizontal 16 planes per line mode) : Sprite mode1及び2 で 1 にすると、水平に 16枚までスプライトを並べられるようになる。Sprite mode3 では常に 16枚。</w:t>
+        <w:t>S16 (Sprite horizontal 16 planes per line mode) : Sprite mode1</w:t>
+      </w:r>
+      <w:r>
+        <w:t>及び</w:t>
+      </w:r>
+      <w:r>
+        <w:t xml:space="preserve">2 </w:t>
+      </w:r>
+      <w:r>
+        <w:t>で</w:t>
+      </w:r>
+      <w:r>
+        <w:t xml:space="preserve"> 1 </w:t>
+      </w:r>
+      <w:r>
+        <w:t>にすると、水平に</w:t>
+      </w:r>
+      <w:r>
+        <w:t xml:space="preserve"> 16</w:t>
+      </w:r>
+      <w:r>
+        <w:t>枚までスプライトを並べられるようになる。</w:t>
+      </w:r>
+      <w:r>
+        <w:t xml:space="preserve">Sprite mode3 </w:t>
+      </w:r>
+      <w:r>
+        <w:t>では常に</w:t>
+      </w:r>
+      <w:r>
+        <w:t xml:space="preserve"> 16</w:t>
+      </w:r>
+      <w:r>
+        <w:t>枚。</w:t>
       </w:r>
     </w:p>
     <w:p>
@@ -8251,7 +9013,16 @@
         <w:pStyle w:val="Standard"/>
       </w:pPr>
       <w:r>
-        <w:t>V9968 の新機能をON/OFFするレジスタである。</w:t>
+        <w:t xml:space="preserve">V9968 </w:t>
+      </w:r>
+      <w:r>
+        <w:t>の新機能を</w:t>
+      </w:r>
+      <w:r>
+        <w:t>ON/OFF</w:t>
+      </w:r>
+      <w:r>
+        <w:t>するレジスタである。</w:t>
       </w:r>
     </w:p>
     <w:p>
@@ -8299,7 +9070,22 @@
         <w:pStyle w:val="Standard"/>
       </w:pPr>
       <w:r>
-        <w:t>0 にすると VDP ID が V9968 (00011) にな</w:t>
+        <w:t xml:space="preserve">0 </w:t>
+      </w:r>
+      <w:r>
+        <w:t>にすると</w:t>
+      </w:r>
+      <w:r>
+        <w:t xml:space="preserve"> VDP ID </w:t>
+      </w:r>
+      <w:r>
+        <w:t>が</w:t>
+      </w:r>
+      <w:r>
+        <w:t xml:space="preserve"> V9968 (00011) </w:t>
+      </w:r>
+      <w:r>
+        <w:t>にな</w:t>
       </w:r>
       <w:r>
         <w:rPr>
@@ -8308,7 +9094,19 @@
         <w:t>り</w:t>
       </w:r>
       <w:r>
-        <w:t>（※VDP ID は S#1）</w:t>
+        <w:t>（</w:t>
+      </w:r>
+      <w:r>
+        <w:t xml:space="preserve">※VDP ID </w:t>
+      </w:r>
+      <w:r>
+        <w:t>は</w:t>
+      </w:r>
+      <w:r>
+        <w:t xml:space="preserve"> S#1</w:t>
+      </w:r>
+      <w:r>
+        <w:t>）</w:t>
       </w:r>
       <w:r>
         <w:rPr>
@@ -8593,15 +9391,27 @@
         <w:pStyle w:val="Standard"/>
       </w:pPr>
       <w:r>
-        <w:t>YJK (Y,J,K Color mode) : 1にすると自然画モードに切り替える。Graphic7 である必要がある。その他のモードでの動作は保証しない。</w:t>
-      </w:r>
-    </w:p>
-    <w:p>
-      <w:pPr>
-        <w:pStyle w:val="Standard"/>
-      </w:pPr>
-      <w:r>
-        <w:t>YAE (Y Attribute Enable) : 1 にすると</w:t>
+        <w:t>YJK (Y,J,K Color mode) : 1</w:t>
+      </w:r>
+      <w:r>
+        <w:t>にすると自然画モードに切り替える。</w:t>
+      </w:r>
+      <w:r>
+        <w:t xml:space="preserve">Graphic7 </w:t>
+      </w:r>
+      <w:r>
+        <w:t>である必要がある。その他のモードでの動作は保証しない。</w:t>
+      </w:r>
+    </w:p>
+    <w:p>
+      <w:pPr>
+        <w:pStyle w:val="Standard"/>
+      </w:pPr>
+      <w:r>
+        <w:t xml:space="preserve">YAE (Y Attribute Enable) : 1 </w:t>
+      </w:r>
+      <w:r>
+        <w:t>にすると</w:t>
       </w:r>
       <w:proofErr w:type="spellStart"/>
       <w:r>
@@ -8609,23 +9419,53 @@
       </w:r>
       <w:proofErr w:type="spellEnd"/>
       <w:r>
-        <w:t>のハイブリッドモードに切り替える。Graphic7 で、かつ YJK=1 である必要がある。その他のモードでの動作は保証しない。</w:t>
-      </w:r>
-    </w:p>
-    <w:p>
-      <w:pPr>
-        <w:pStyle w:val="Standard"/>
-      </w:pPr>
-      <w:r>
-        <w:t>CMD (Command enable) : 1にすると、ビットマップではない画面モードで、VDPコマンドを使えるようになる。Graphic7 の想定で動作する。</w:t>
-      </w:r>
-    </w:p>
-    <w:p>
-      <w:pPr>
-        <w:pStyle w:val="Standard"/>
-      </w:pPr>
-      <w:r>
-        <w:t>SPS (Sprite Priority Shuffle) : 1にすると、スプライトプライオリティシャッフル機能を有効にする（水平に沢山並んだときに消えずに点滅するようになる）。</w:t>
+        <w:t>のハイブリッドモードに切り替える。</w:t>
+      </w:r>
+      <w:r>
+        <w:t xml:space="preserve">Graphic7 </w:t>
+      </w:r>
+      <w:r>
+        <w:t>で、かつ</w:t>
+      </w:r>
+      <w:r>
+        <w:t xml:space="preserve"> YJK=1 </w:t>
+      </w:r>
+      <w:r>
+        <w:t>である必要がある。その他のモードでの動作は保証しない。</w:t>
+      </w:r>
+    </w:p>
+    <w:p>
+      <w:pPr>
+        <w:pStyle w:val="Standard"/>
+      </w:pPr>
+      <w:r>
+        <w:t>CMD (Command enable) : 1</w:t>
+      </w:r>
+      <w:r>
+        <w:t>にすると、ビットマップではない画面モードで、</w:t>
+      </w:r>
+      <w:r>
+        <w:t>VDP</w:t>
+      </w:r>
+      <w:r>
+        <w:t>コマンドを使えるようになる。</w:t>
+      </w:r>
+      <w:r>
+        <w:t xml:space="preserve">Graphic7 </w:t>
+      </w:r>
+      <w:r>
+        <w:t>の想定で動作する。</w:t>
+      </w:r>
+    </w:p>
+    <w:p>
+      <w:pPr>
+        <w:pStyle w:val="Standard"/>
+      </w:pPr>
+      <w:r>
+        <w:t>SPS (Sprite Priority Shuffle) : 1</w:t>
+      </w:r>
+      <w:r>
+        <w:t>にすると、スプライトプライオリティシャッフル機能を有効にする（水平に沢山並んだときに消えずに点滅するようになる）。</w:t>
       </w:r>
     </w:p>
     <w:p>
@@ -9122,7 +9962,15 @@
       </w:pPr>
       <w:bookmarkStart w:id="44" w:name="_Toc241436416"/>
       <w:r>
-        <w:t>R#40, R#41 Number Of Dots X Register</w:t>
+        <w:t xml:space="preserve">R#40, R#41 Number </w:t>
+      </w:r>
+      <w:proofErr w:type="gramStart"/>
+      <w:r>
+        <w:t>Of</w:t>
+      </w:r>
+      <w:proofErr w:type="gramEnd"/>
+      <w:r>
+        <w:t xml:space="preserve"> Dots X Register</w:t>
       </w:r>
       <w:bookmarkEnd w:id="44"/>
     </w:p>
@@ -9208,7 +10056,15 @@
       </w:pPr>
       <w:bookmarkStart w:id="45" w:name="_Toc241436417"/>
       <w:r>
-        <w:t>R#42, R#43 Number Of Dots Y Register</w:t>
+        <w:t xml:space="preserve">R#42, R#43 Number </w:t>
+      </w:r>
+      <w:proofErr w:type="gramStart"/>
+      <w:r>
+        <w:t>Of</w:t>
+      </w:r>
+      <w:proofErr w:type="gramEnd"/>
+      <w:r>
+        <w:t xml:space="preserve"> Dots Y Register</w:t>
       </w:r>
       <w:bookmarkEnd w:id="45"/>
     </w:p>
@@ -9441,15 +10297,78 @@
         <w:pStyle w:val="Standard"/>
       </w:pPr>
       <w:r>
-        <w:t>FG4 (Force Graphic4): 1 にすると、VDPコマンド実行時に、強制的に Graphic4 (SCREEN5) として実行する。主に Sprite mode3 のパターンを VDPコマンドで加工するために利用する機能である。全画面モードで利用可能。</w:t>
-      </w:r>
-    </w:p>
-    <w:p>
-      <w:pPr>
-        <w:pStyle w:val="Standard"/>
-      </w:pPr>
-      <w:r>
-        <w:t xml:space="preserve">MXC : 従来の裏VRAM に対応したソフトのためのダミーレジスタである。1を立てると、表VRAMに対してCPUからアクセス出来なくなる。VRAM読みだし結果は </w:t>
+        <w:t xml:space="preserve">FG4 (Force Graphic4): 1 </w:t>
+      </w:r>
+      <w:r>
+        <w:t>にすると、</w:t>
+      </w:r>
+      <w:r>
+        <w:t>VDP</w:t>
+      </w:r>
+      <w:r>
+        <w:t>コマンド実行時に、強制的に</w:t>
+      </w:r>
+      <w:r>
+        <w:t xml:space="preserve"> Graphic4 (SCREEN5) </w:t>
+      </w:r>
+      <w:r>
+        <w:t>として実行する。主に</w:t>
+      </w:r>
+      <w:r>
+        <w:t xml:space="preserve"> Sprite mode3 </w:t>
+      </w:r>
+      <w:r>
+        <w:t>のパターンを</w:t>
+      </w:r>
+      <w:r>
+        <w:t xml:space="preserve"> VDP</w:t>
+      </w:r>
+      <w:r>
+        <w:t>コマンドで加工するために利用する機能である。全画面モードで利用可能。</w:t>
+      </w:r>
+    </w:p>
+    <w:p>
+      <w:pPr>
+        <w:pStyle w:val="Standard"/>
+      </w:pPr>
+      <w:r>
+        <w:t xml:space="preserve">MXC : </w:t>
+      </w:r>
+      <w:r>
+        <w:t>従来の裏</w:t>
+      </w:r>
+      <w:r>
+        <w:t xml:space="preserve">VRAM </w:t>
+      </w:r>
+      <w:r>
+        <w:t>に対応したソフトのためのダミーレジスタである。</w:t>
+      </w:r>
+      <w:r>
+        <w:t>1</w:t>
+      </w:r>
+      <w:r>
+        <w:t>を立てると、表</w:t>
+      </w:r>
+      <w:r>
+        <w:t>VRAM</w:t>
+      </w:r>
+      <w:r>
+        <w:t>に対して</w:t>
+      </w:r>
+      <w:r>
+        <w:t>CPU</w:t>
+      </w:r>
+      <w:r>
+        <w:t>からアクセス出来なくなる。</w:t>
+      </w:r>
+      <w:r>
+        <w:t>VRAM</w:t>
+      </w:r>
+      <w:r>
+        <w:t>読みだし結果は</w:t>
+      </w:r>
+      <w:r>
+        <w:t xml:space="preserve"> </w:t>
       </w:r>
       <w:proofErr w:type="spellStart"/>
       <w:r>
@@ -9457,15 +10376,69 @@
       </w:r>
       <w:proofErr w:type="spellEnd"/>
       <w:r>
-        <w:t xml:space="preserve"> になる。ECOM=0 の場合にのみ有効。</w:t>
-      </w:r>
-    </w:p>
-    <w:p>
-      <w:pPr>
-        <w:pStyle w:val="Standard"/>
-      </w:pPr>
-      <w:r>
-        <w:t>XHR (X Half Rotate): ECOM=1 の場合にのみ有効。1 にすると、LRMM の単位ベクトルの X成分は2倍にされて加算される。90°回転したベクトルもＸ成分が2倍される。Graphic5, 6 による縦長ドットモードで整合をとるための機能である。</w:t>
+        <w:t xml:space="preserve"> </w:t>
+      </w:r>
+      <w:r>
+        <w:t>になる。</w:t>
+      </w:r>
+      <w:r>
+        <w:t xml:space="preserve">ECOM=0 </w:t>
+      </w:r>
+      <w:r>
+        <w:t>の場合にのみ有効。</w:t>
+      </w:r>
+    </w:p>
+    <w:p>
+      <w:pPr>
+        <w:pStyle w:val="Standard"/>
+      </w:pPr>
+      <w:r>
+        <w:t xml:space="preserve">XHR (X Half Rotate): ECOM=1 </w:t>
+      </w:r>
+      <w:r>
+        <w:t>の場合にのみ有効。</w:t>
+      </w:r>
+      <w:r>
+        <w:t xml:space="preserve">1 </w:t>
+      </w:r>
+      <w:r>
+        <w:t>にすると、</w:t>
+      </w:r>
+      <w:r>
+        <w:t xml:space="preserve">LRMM </w:t>
+      </w:r>
+      <w:r>
+        <w:t>の単位ベクトルの</w:t>
+      </w:r>
+      <w:r>
+        <w:t xml:space="preserve"> X</w:t>
+      </w:r>
+      <w:r>
+        <w:t>成分は</w:t>
+      </w:r>
+      <w:r>
+        <w:t>2</w:t>
+      </w:r>
+      <w:r>
+        <w:t>倍にされて加算される。</w:t>
+      </w:r>
+      <w:r>
+        <w:t>90°</w:t>
+      </w:r>
+      <w:r>
+        <w:t>回転したベクトルもＸ成分が</w:t>
+      </w:r>
+      <w:r>
+        <w:t>2</w:t>
+      </w:r>
+      <w:r>
+        <w:t>倍される。</w:t>
+      </w:r>
+      <w:r>
+        <w:t xml:space="preserve">Graphic5, 6 </w:t>
+      </w:r>
+      <w:r>
+        <w:t>による縦長ドットモードで整合をとるための機能である。</w:t>
       </w:r>
     </w:p>
     <w:p>
@@ -9641,7 +10614,25 @@
         <w:pStyle w:val="Standard"/>
       </w:pPr>
       <w:r>
-        <w:t xml:space="preserve">　LRMMコマンドの回転単位ベクトルを指定する。小数部8bitの符号付き固定小数点数で指定する。具体的な指定内容は、LRMMコマンドの説明を参照。</w:t>
+        <w:t xml:space="preserve">　</w:t>
+      </w:r>
+      <w:r>
+        <w:t>LRMM</w:t>
+      </w:r>
+      <w:r>
+        <w:t>コマンドの回転単位ベクトルを指定する。小数部</w:t>
+      </w:r>
+      <w:r>
+        <w:t>8bit</w:t>
+      </w:r>
+      <w:r>
+        <w:t>の符号付き固定小数点数で指定する。具体的な指定内容は、</w:t>
+      </w:r>
+      <w:r>
+        <w:t>LRMM</w:t>
+      </w:r>
+      <w:r>
+        <w:t>コマンドの説明を参照。</w:t>
       </w:r>
     </w:p>
     <w:p>
@@ -9720,7 +10711,16 @@
         <w:pStyle w:val="Textbody"/>
       </w:pPr>
       <w:r>
-        <w:t xml:space="preserve"> LRMMコマンドの転送先のウィンドウの左上座標指定。このウィンドウに収まる範囲のみ描画される。この座標そのものは、ウィンドウの内側とみなされる。具体的な指定内容は、LRMMコマンドの説明を参照。</w:t>
+        <w:t xml:space="preserve"> LRMM</w:t>
+      </w:r>
+      <w:r>
+        <w:t>コマンドの転送先のウィンドウの左上座標指定。このウィンドウに収まる範囲のみ描画される。この座標そのものは、ウィンドウの内側とみなされる。具体的な指定内容は、</w:t>
+      </w:r>
+      <w:r>
+        <w:t>LRMM</w:t>
+      </w:r>
+      <w:r>
+        <w:t>コマンドの説明を参照。</w:t>
       </w:r>
     </w:p>
     <w:p>
@@ -9795,7 +10795,16 @@
         <w:pStyle w:val="Textbody"/>
       </w:pPr>
       <w:r>
-        <w:t xml:space="preserve"> LRMMコマンドの転送先のウィンドウの右下座標指定。このウィンドウに収まる範囲のみ描画される。この座標そのものは、ウィンドウの内側とみなされる。具体的な指定内容は、LRMMコマンドの説明を参照。</w:t>
+        <w:t xml:space="preserve"> LRMM</w:t>
+      </w:r>
+      <w:r>
+        <w:t>コマンドの転送先のウィンドウの右下座標指定。このウィンドウに収まる範囲のみ描画される。この座標そのものは、ウィンドウの内側とみなされる。具体的な指定内容は、</w:t>
+      </w:r>
+      <w:r>
+        <w:t>LRMM</w:t>
+      </w:r>
+      <w:r>
+        <w:t>コマンドの説明を参照。</w:t>
       </w:r>
     </w:p>
     <w:p>
@@ -9889,31 +10898,157 @@
         <w:pStyle w:val="Standard"/>
       </w:pPr>
       <w:r>
-        <w:t xml:space="preserve">　5TH4～0 は、Sprite mode1 では 5番目に並んで消えているスプライト番号。Sprite mode2 では 9番目に並んで消えているスプライト番号。Sprite mode3 では無効な値。</w:t>
-      </w:r>
-    </w:p>
-    <w:p>
-      <w:pPr>
-        <w:pStyle w:val="Standard"/>
-      </w:pPr>
-      <w:r>
-        <w:t xml:space="preserve">　C は、スプライトが衝突したことを示すフラグ。衝突している場合に1になる。</w:t>
-      </w:r>
-    </w:p>
-    <w:p>
-      <w:pPr>
-        <w:pStyle w:val="Standard"/>
-      </w:pPr>
-      <w:r>
-        <w:t xml:space="preserve">　5S は、Sprite mode1 では 5枚以上、Sprite mode2 では 9枚以上、Sprite mode3 では 17枚以上のスプライトが並んでおり、消えている状態のスプライトがあることを示すフラグ。1の場合は並んでいる。</w:t>
-      </w:r>
-    </w:p>
-    <w:p>
-      <w:pPr>
-        <w:pStyle w:val="Standard"/>
-      </w:pPr>
-      <w:r>
-        <w:t xml:space="preserve">　F は、垂直同期割込フラグ。割込が発生している場合に1になる。S#0を読みだすと0にクリアされる。</w:t>
+        <w:t xml:space="preserve">　</w:t>
+      </w:r>
+      <w:r>
+        <w:t>5TH4</w:t>
+      </w:r>
+      <w:r>
+        <w:t>～</w:t>
+      </w:r>
+      <w:r>
+        <w:t xml:space="preserve">0 </w:t>
+      </w:r>
+      <w:r>
+        <w:t>は、</w:t>
+      </w:r>
+      <w:r>
+        <w:t xml:space="preserve">Sprite mode1 </w:t>
+      </w:r>
+      <w:r>
+        <w:t>では</w:t>
+      </w:r>
+      <w:r>
+        <w:t xml:space="preserve"> 5</w:t>
+      </w:r>
+      <w:r>
+        <w:t>番目に並んで消えているスプライト番号。</w:t>
+      </w:r>
+      <w:r>
+        <w:t xml:space="preserve">Sprite mode2 </w:t>
+      </w:r>
+      <w:r>
+        <w:t>では</w:t>
+      </w:r>
+      <w:r>
+        <w:t xml:space="preserve"> 9</w:t>
+      </w:r>
+      <w:r>
+        <w:t>番目に並んで消えているスプライト番号。</w:t>
+      </w:r>
+      <w:r>
+        <w:t xml:space="preserve">Sprite mode3 </w:t>
+      </w:r>
+      <w:r>
+        <w:t>では無効な値。</w:t>
+      </w:r>
+    </w:p>
+    <w:p>
+      <w:pPr>
+        <w:pStyle w:val="Standard"/>
+      </w:pPr>
+      <w:r>
+        <w:t xml:space="preserve">　</w:t>
+      </w:r>
+      <w:r>
+        <w:t xml:space="preserve">C </w:t>
+      </w:r>
+      <w:r>
+        <w:t>は、スプライトが衝突したことを示すフラグ。衝突している場合に</w:t>
+      </w:r>
+      <w:r>
+        <w:t>1</w:t>
+      </w:r>
+      <w:r>
+        <w:t>になる。</w:t>
+      </w:r>
+    </w:p>
+    <w:p>
+      <w:pPr>
+        <w:pStyle w:val="Standard"/>
+      </w:pPr>
+      <w:r>
+        <w:t xml:space="preserve">　</w:t>
+      </w:r>
+      <w:r>
+        <w:t xml:space="preserve">5S </w:t>
+      </w:r>
+      <w:r>
+        <w:t>は、</w:t>
+      </w:r>
+      <w:r>
+        <w:t xml:space="preserve">Sprite mode1 </w:t>
+      </w:r>
+      <w:r>
+        <w:t>では</w:t>
+      </w:r>
+      <w:r>
+        <w:t xml:space="preserve"> 5</w:t>
+      </w:r>
+      <w:r>
+        <w:t>枚以上、</w:t>
+      </w:r>
+      <w:r>
+        <w:t xml:space="preserve">Sprite mode2 </w:t>
+      </w:r>
+      <w:r>
+        <w:t>では</w:t>
+      </w:r>
+      <w:r>
+        <w:t xml:space="preserve"> 9</w:t>
+      </w:r>
+      <w:r>
+        <w:t>枚以上、</w:t>
+      </w:r>
+      <w:r>
+        <w:t xml:space="preserve">Sprite mode3 </w:t>
+      </w:r>
+      <w:r>
+        <w:t>では</w:t>
+      </w:r>
+      <w:r>
+        <w:t xml:space="preserve"> 17</w:t>
+      </w:r>
+      <w:r>
+        <w:t>枚以上のスプライトが並んでおり、消えている状態のスプライトがあることを示すフラグ。</w:t>
+      </w:r>
+      <w:r>
+        <w:t>1</w:t>
+      </w:r>
+      <w:r>
+        <w:t>の場合は並んでいる。</w:t>
+      </w:r>
+    </w:p>
+    <w:p>
+      <w:pPr>
+        <w:pStyle w:val="Standard"/>
+      </w:pPr>
+      <w:r>
+        <w:t xml:space="preserve">　</w:t>
+      </w:r>
+      <w:r>
+        <w:t xml:space="preserve">F </w:t>
+      </w:r>
+      <w:r>
+        <w:t>は、垂直同期割込フラグ。割込が発生している場合に</w:t>
+      </w:r>
+      <w:r>
+        <w:t>1</w:t>
+      </w:r>
+      <w:r>
+        <w:t>になる。</w:t>
+      </w:r>
+      <w:r>
+        <w:t>S#0</w:t>
+      </w:r>
+      <w:r>
+        <w:t>を読みだすと</w:t>
+      </w:r>
+      <w:r>
+        <w:t>0</w:t>
+      </w:r>
+      <w:r>
+        <w:t>にクリアされる。</w:t>
       </w:r>
     </w:p>
     <w:p>
@@ -9993,55 +11128,163 @@
         <w:pStyle w:val="Standard"/>
       </w:pPr>
       <w:r>
-        <w:t xml:space="preserve">　FH は、水平帰線割込（ライン割込、走査線割込）が発生したら1になり、発生していなければ0になる。S#1 を読みだすと、0にクリアされる。</w:t>
-      </w:r>
-    </w:p>
-    <w:p>
-      <w:pPr>
-        <w:pStyle w:val="Standard"/>
-      </w:pPr>
-      <w:r>
-        <w:t xml:space="preserve">　ID#4～#0 は、VDPの識別子。</w:t>
-      </w:r>
-    </w:p>
-    <w:p>
-      <w:pPr>
-        <w:pStyle w:val="Standard"/>
-      </w:pPr>
-      <w:r>
-        <w:t xml:space="preserve">　　　V9938：00000</w:t>
-      </w:r>
-    </w:p>
-    <w:p>
-      <w:pPr>
-        <w:pStyle w:val="Standard"/>
-      </w:pPr>
-      <w:r>
-        <w:t xml:space="preserve">　　　V9958：00010</w:t>
-      </w:r>
-    </w:p>
-    <w:p>
-      <w:pPr>
-        <w:pStyle w:val="Standard"/>
-      </w:pPr>
-      <w:r>
-        <w:t xml:space="preserve">　　　V9968：00011</w:t>
-      </w:r>
-    </w:p>
-    <w:p>
-      <w:pPr>
-        <w:pStyle w:val="Standard"/>
-      </w:pPr>
-      <w:r>
-        <w:t xml:space="preserve">　　　V9978：00100</w:t>
-      </w:r>
-    </w:p>
-    <w:p>
-      <w:pPr>
-        <w:pStyle w:val="Standard"/>
-      </w:pPr>
-      <w:r>
-        <w:t xml:space="preserve">　LPS及びFLは、V9938 では、ライトペン関連のフラグだが、V9958で削除されており、無効。</w:t>
+        <w:t xml:space="preserve">　</w:t>
+      </w:r>
+      <w:r>
+        <w:t xml:space="preserve">FH </w:t>
+      </w:r>
+      <w:r>
+        <w:t>は、水平帰線割込（ライン割込、走査線割込）が発生したら</w:t>
+      </w:r>
+      <w:r>
+        <w:t>1</w:t>
+      </w:r>
+      <w:r>
+        <w:t>になり、発生していなければ</w:t>
+      </w:r>
+      <w:r>
+        <w:t>0</w:t>
+      </w:r>
+      <w:r>
+        <w:t>になる。</w:t>
+      </w:r>
+      <w:r>
+        <w:t xml:space="preserve">S#1 </w:t>
+      </w:r>
+      <w:r>
+        <w:t>を読みだすと、</w:t>
+      </w:r>
+      <w:r>
+        <w:t>0</w:t>
+      </w:r>
+      <w:r>
+        <w:t>にクリアされる。</w:t>
+      </w:r>
+    </w:p>
+    <w:p>
+      <w:pPr>
+        <w:pStyle w:val="Standard"/>
+      </w:pPr>
+      <w:r>
+        <w:t xml:space="preserve">　</w:t>
+      </w:r>
+      <w:r>
+        <w:t>ID#4</w:t>
+      </w:r>
+      <w:r>
+        <w:t>～</w:t>
+      </w:r>
+      <w:r>
+        <w:t xml:space="preserve">#0 </w:t>
+      </w:r>
+      <w:r>
+        <w:t>は、</w:t>
+      </w:r>
+      <w:r>
+        <w:t>VDP</w:t>
+      </w:r>
+      <w:r>
+        <w:t>の識別子。</w:t>
+      </w:r>
+    </w:p>
+    <w:p>
+      <w:pPr>
+        <w:pStyle w:val="Standard"/>
+      </w:pPr>
+      <w:r>
+        <w:t xml:space="preserve">　　　</w:t>
+      </w:r>
+      <w:r>
+        <w:t>V9938</w:t>
+      </w:r>
+      <w:r>
+        <w:t>：</w:t>
+      </w:r>
+      <w:r>
+        <w:t>00000</w:t>
+      </w:r>
+    </w:p>
+    <w:p>
+      <w:pPr>
+        <w:pStyle w:val="Standard"/>
+      </w:pPr>
+      <w:r>
+        <w:t xml:space="preserve">　　　</w:t>
+      </w:r>
+      <w:r>
+        <w:t>V9958</w:t>
+      </w:r>
+      <w:r>
+        <w:t>：</w:t>
+      </w:r>
+      <w:r>
+        <w:t>00010</w:t>
+      </w:r>
+    </w:p>
+    <w:p>
+      <w:pPr>
+        <w:pStyle w:val="Standard"/>
+      </w:pPr>
+      <w:r>
+        <w:t xml:space="preserve">　　　</w:t>
+      </w:r>
+      <w:r>
+        <w:t>V9968</w:t>
+      </w:r>
+      <w:r>
+        <w:t>：</w:t>
+      </w:r>
+      <w:r>
+        <w:t>00011</w:t>
+      </w:r>
+    </w:p>
+    <w:p>
+      <w:pPr>
+        <w:pStyle w:val="Standard"/>
+      </w:pPr>
+      <w:r>
+        <w:t xml:space="preserve">　　　</w:t>
+      </w:r>
+      <w:r>
+        <w:t>V9978</w:t>
+      </w:r>
+      <w:r>
+        <w:t>：</w:t>
+      </w:r>
+      <w:r>
+        <w:t>00100</w:t>
+      </w:r>
+    </w:p>
+    <w:p>
+      <w:pPr>
+        <w:pStyle w:val="Standard"/>
+      </w:pPr>
+      <w:r>
+        <w:t xml:space="preserve">　</w:t>
+      </w:r>
+      <w:r>
+        <w:t>LPS</w:t>
+      </w:r>
+      <w:r>
+        <w:t>及び</w:t>
+      </w:r>
+      <w:r>
+        <w:t>FL</w:t>
+      </w:r>
+      <w:r>
+        <w:t>は、</w:t>
+      </w:r>
+      <w:r>
+        <w:t xml:space="preserve">V9938 </w:t>
+      </w:r>
+      <w:r>
+        <w:t>では、ライトペン関連のフラグだが、</w:t>
+      </w:r>
+      <w:r>
+        <w:t>V9958</w:t>
+      </w:r>
+      <w:r>
+        <w:t>で削除されており、無効。</w:t>
       </w:r>
     </w:p>
     <w:p>
@@ -10120,47 +11363,221 @@
         <w:pStyle w:val="Standard"/>
       </w:pPr>
       <w:r>
-        <w:t xml:space="preserve">　CE は、VDPコマンド実行中フラグ。実行中には 1、停止中には 0 になる。</w:t>
-      </w:r>
-    </w:p>
-    <w:p>
-      <w:pPr>
-        <w:pStyle w:val="Standard"/>
-      </w:pPr>
-      <w:r>
-        <w:t xml:space="preserve">　EO は、even/oddフィールドフラグ。第1フィールドは 0、第2フィールドは 1 になる。</w:t>
-      </w:r>
-    </w:p>
-    <w:p>
-      <w:pPr>
-        <w:pStyle w:val="Standard"/>
-      </w:pPr>
-      <w:r>
-        <w:t xml:space="preserve">　BD は、境界検出フラグ。SRCH により境界を検出した場合には 1、未検出は 0 になる。S#9 を読むと 0 に戻る。詳細は、SRCHコマンドの説明を参照。</w:t>
-      </w:r>
-    </w:p>
-    <w:p>
-      <w:pPr>
-        <w:pStyle w:val="Standard"/>
-      </w:pPr>
-      <w:r>
-        <w:t xml:space="preserve">　HR は、水平ブランキング期間中フラグ（負論理）。 水平ブランキングは0 になり、それ以外では1になる。</w:t>
-      </w:r>
-    </w:p>
-    <w:p>
-      <w:pPr>
-        <w:pStyle w:val="Standard"/>
-      </w:pPr>
-      <w:r>
-        <w:t xml:space="preserve">　VR は、垂直ブランキング期間中フラグ（負論理）。垂直ブランキングは 0 になり、それ以外では1になる。</w:t>
-      </w:r>
-    </w:p>
-    <w:p>
-      <w:pPr>
-        <w:pStyle w:val="Standard"/>
-      </w:pPr>
-      <w:r>
-        <w:t xml:space="preserve">　TR は、HMMC, LMMC, LMCMコマンドにおける転送準備完了フラグ。1 は準備完了。0は準備未完了。詳細は、HMMC, LMMC, LMCMコマンドの説明を参照。</w:t>
+        <w:t xml:space="preserve">　</w:t>
+      </w:r>
+      <w:r>
+        <w:t xml:space="preserve">CE </w:t>
+      </w:r>
+      <w:r>
+        <w:t>は、</w:t>
+      </w:r>
+      <w:r>
+        <w:t>VDP</w:t>
+      </w:r>
+      <w:r>
+        <w:t>コマンド実行中フラグ。実行中には</w:t>
+      </w:r>
+      <w:r>
+        <w:t xml:space="preserve"> 1</w:t>
+      </w:r>
+      <w:r>
+        <w:t>、停止中には</w:t>
+      </w:r>
+      <w:r>
+        <w:t xml:space="preserve"> 0 </w:t>
+      </w:r>
+      <w:r>
+        <w:t>になる。</w:t>
+      </w:r>
+    </w:p>
+    <w:p>
+      <w:pPr>
+        <w:pStyle w:val="Standard"/>
+      </w:pPr>
+      <w:r>
+        <w:t xml:space="preserve">　</w:t>
+      </w:r>
+      <w:r>
+        <w:t xml:space="preserve">EO </w:t>
+      </w:r>
+      <w:r>
+        <w:t>は、</w:t>
+      </w:r>
+      <w:r>
+        <w:t>even/odd</w:t>
+      </w:r>
+      <w:r>
+        <w:t>フィールドフラグ。第</w:t>
+      </w:r>
+      <w:r>
+        <w:t>1</w:t>
+      </w:r>
+      <w:r>
+        <w:t>フィールドは</w:t>
+      </w:r>
+      <w:r>
+        <w:t xml:space="preserve"> 0</w:t>
+      </w:r>
+      <w:r>
+        <w:t>、第</w:t>
+      </w:r>
+      <w:r>
+        <w:t>2</w:t>
+      </w:r>
+      <w:r>
+        <w:t>フィールドは</w:t>
+      </w:r>
+      <w:r>
+        <w:t xml:space="preserve"> 1 </w:t>
+      </w:r>
+      <w:r>
+        <w:t>になる。</w:t>
+      </w:r>
+    </w:p>
+    <w:p>
+      <w:pPr>
+        <w:pStyle w:val="Standard"/>
+      </w:pPr>
+      <w:r>
+        <w:t xml:space="preserve">　</w:t>
+      </w:r>
+      <w:r>
+        <w:t xml:space="preserve">BD </w:t>
+      </w:r>
+      <w:r>
+        <w:t>は、境界検出フラグ。</w:t>
+      </w:r>
+      <w:r>
+        <w:t xml:space="preserve">SRCH </w:t>
+      </w:r>
+      <w:r>
+        <w:t>により境界を検出した場合には</w:t>
+      </w:r>
+      <w:r>
+        <w:t xml:space="preserve"> 1</w:t>
+      </w:r>
+      <w:r>
+        <w:t>、未検出は</w:t>
+      </w:r>
+      <w:r>
+        <w:t xml:space="preserve"> 0 </w:t>
+      </w:r>
+      <w:r>
+        <w:t>になる。</w:t>
+      </w:r>
+      <w:r>
+        <w:t xml:space="preserve">S#9 </w:t>
+      </w:r>
+      <w:r>
+        <w:t>を読むと</w:t>
+      </w:r>
+      <w:r>
+        <w:t xml:space="preserve"> 0 </w:t>
+      </w:r>
+      <w:r>
+        <w:t>に戻る。詳細は、</w:t>
+      </w:r>
+      <w:r>
+        <w:t>SRCH</w:t>
+      </w:r>
+      <w:r>
+        <w:t>コマンドの説明を参照。</w:t>
+      </w:r>
+    </w:p>
+    <w:p>
+      <w:pPr>
+        <w:pStyle w:val="Standard"/>
+      </w:pPr>
+      <w:r>
+        <w:t xml:space="preserve">　</w:t>
+      </w:r>
+      <w:r>
+        <w:t xml:space="preserve">HR </w:t>
+      </w:r>
+      <w:r>
+        <w:t>は、水平ブランキング期間中フラグ（負論理）。</w:t>
+      </w:r>
+      <w:r>
+        <w:t xml:space="preserve"> </w:t>
+      </w:r>
+      <w:r>
+        <w:t>水平ブランキングは</w:t>
+      </w:r>
+      <w:r>
+        <w:t xml:space="preserve">0 </w:t>
+      </w:r>
+      <w:r>
+        <w:t>になり、それ以外では</w:t>
+      </w:r>
+      <w:r>
+        <w:t>1</w:t>
+      </w:r>
+      <w:r>
+        <w:t>になる。</w:t>
+      </w:r>
+    </w:p>
+    <w:p>
+      <w:pPr>
+        <w:pStyle w:val="Standard"/>
+      </w:pPr>
+      <w:r>
+        <w:t xml:space="preserve">　</w:t>
+      </w:r>
+      <w:r>
+        <w:t xml:space="preserve">VR </w:t>
+      </w:r>
+      <w:r>
+        <w:t>は、垂直ブランキング期間中フラグ（負論理）。垂直ブランキングは</w:t>
+      </w:r>
+      <w:r>
+        <w:t xml:space="preserve"> 0 </w:t>
+      </w:r>
+      <w:r>
+        <w:t>になり、それ以外では</w:t>
+      </w:r>
+      <w:r>
+        <w:t>1</w:t>
+      </w:r>
+      <w:r>
+        <w:t>になる。</w:t>
+      </w:r>
+    </w:p>
+    <w:p>
+      <w:pPr>
+        <w:pStyle w:val="Standard"/>
+      </w:pPr>
+      <w:r>
+        <w:t xml:space="preserve">　</w:t>
+      </w:r>
+      <w:r>
+        <w:t xml:space="preserve">TR </w:t>
+      </w:r>
+      <w:r>
+        <w:t>は、</w:t>
+      </w:r>
+      <w:r>
+        <w:t>HMMC, LMMC, LMCM</w:t>
+      </w:r>
+      <w:r>
+        <w:t>コマンドにおける転送準備完了フラグ。</w:t>
+      </w:r>
+      <w:r>
+        <w:t xml:space="preserve">1 </w:t>
+      </w:r>
+      <w:r>
+        <w:t>は準備完了。</w:t>
+      </w:r>
+      <w:r>
+        <w:t>0</w:t>
+      </w:r>
+      <w:r>
+        <w:t>は準備未完了。詳細は、</w:t>
+      </w:r>
+      <w:r>
+        <w:t>HMMC, LMMC, LMCM</w:t>
+      </w:r>
+      <w:r>
+        <w:t>コマンドの説明を参照。</w:t>
       </w:r>
     </w:p>
     <w:p>
@@ -10329,7 +11746,31 @@
         <w:pStyle w:val="Standard"/>
       </w:pPr>
       <w:r>
-        <w:t xml:space="preserve">　POINTコマンド、LMCMコマンドにより読みだされた画素値がセットされる。詳細は、POINTコマンド及びLMCMコマンドの説明を参照。</w:t>
+        <w:t xml:space="preserve">　</w:t>
+      </w:r>
+      <w:r>
+        <w:t>POINT</w:t>
+      </w:r>
+      <w:r>
+        <w:t>コマンド、</w:t>
+      </w:r>
+      <w:r>
+        <w:t>LMCM</w:t>
+      </w:r>
+      <w:r>
+        <w:t>コマンドにより読みだされた画素値がセットされる。詳細は、</w:t>
+      </w:r>
+      <w:r>
+        <w:t>POINT</w:t>
+      </w:r>
+      <w:r>
+        <w:t>コマンド及び</w:t>
+      </w:r>
+      <w:r>
+        <w:t>LMCM</w:t>
+      </w:r>
+      <w:r>
+        <w:t>コマンドの説明を参照。</w:t>
       </w:r>
     </w:p>
     <w:p>
@@ -10409,7 +11850,22 @@
       </w:pPr>
       <w:r>
         <w:lastRenderedPageBreak/>
-        <w:t>SRCHコマンドによって検出された境界の X座標がセットされる。詳細は、SRCHコマンドの説明を参照。</w:t>
+        <w:t>SRCH</w:t>
+      </w:r>
+      <w:r>
+        <w:t>コマンドによって検出された境界の</w:t>
+      </w:r>
+      <w:r>
+        <w:t xml:space="preserve"> X</w:t>
+      </w:r>
+      <w:r>
+        <w:t>座標がセットされる。詳細は、</w:t>
+      </w:r>
+      <w:r>
+        <w:t>SRCH</w:t>
+      </w:r>
+      <w:r>
+        <w:t>コマンドの説明を参照。</w:t>
       </w:r>
     </w:p>
     <w:p>

--- a/fpga/V9968_Cartridge_TangNano20K/src/v9968/manual/v9968_programmers_manual_register_map.docx
+++ b/fpga/V9968_Cartridge_TangNano20K/src/v9968/manual/v9968_programmers_manual_register_map.docx
@@ -141,7 +141,6 @@
           <w:bCs/>
           <w:szCs w:val="24"/>
         </w:rPr>
-        <w:lastRenderedPageBreak/>
         <w:fldChar w:fldCharType="begin"/>
       </w:r>
       <w:r>
@@ -3844,7 +3843,6 @@
       </w:pPr>
       <w:bookmarkStart w:id="0" w:name="_Toc241436372"/>
       <w:r>
-        <w:lastRenderedPageBreak/>
         <w:t>はじめに</w:t>
       </w:r>
       <w:bookmarkEnd w:id="0"/>
@@ -3854,21 +3852,7 @@
         <w:pStyle w:val="Standard"/>
       </w:pPr>
       <w:r>
-        <w:t xml:space="preserve">　本書では、</w:t>
-      </w:r>
-      <w:r>
-        <w:t>V9968</w:t>
-      </w:r>
-      <w:r>
-        <w:t>の</w:t>
-      </w:r>
-      <w:proofErr w:type="gramStart"/>
-      <w:r>
-        <w:t>レジスター</w:t>
-      </w:r>
-      <w:proofErr w:type="gramEnd"/>
-      <w:r>
-        <w:t>構成を説明する。</w:t>
+        <w:t xml:space="preserve">　本書では、V9968のレジスター構成を説明する。</w:t>
       </w:r>
     </w:p>
     <w:p>
@@ -3947,19 +3931,7 @@
         <w:pStyle w:val="Standard"/>
       </w:pPr>
       <w:r>
-        <w:t xml:space="preserve">　グレーのビットは、無効ビットである。コントロールレジスタの場合、何を書き込んでも、何も作用しない。</w:t>
-      </w:r>
-      <w:r>
-        <w:t>V9958</w:t>
-      </w:r>
-      <w:r>
-        <w:t>の時点で無効だったビットと、</w:t>
-      </w:r>
-      <w:r>
-        <w:t>V9968</w:t>
-      </w:r>
-      <w:r>
-        <w:t>で無効に変わったビットがある。</w:t>
+        <w:t xml:space="preserve">　グレーのビットは、無効ビットである。コントロールレジスタの場合、何を書き込んでも、何も作用しない。V9958の時点で無効だったビットと、V9968で無効に変わったビットがある。</w:t>
       </w:r>
     </w:p>
     <w:p>
@@ -4033,13 +4005,7 @@
         <w:pStyle w:val="Standard"/>
       </w:pPr>
       <w:r>
-        <w:t xml:space="preserve">　薄紫のビットは、</w:t>
-      </w:r>
-      <w:r>
-        <w:t>V9968</w:t>
-      </w:r>
-      <w:r>
-        <w:t>で追加・変更が入ったビットである。何らかの新しい機能がある。</w:t>
+        <w:t xml:space="preserve">　薄紫のビットは、V9968で追加・変更が入ったビットである。何らかの新しい機能がある。</w:t>
       </w:r>
     </w:p>
     <w:p>
@@ -4113,13 +4079,7 @@
         <w:pStyle w:val="Standard"/>
       </w:pPr>
       <w:r>
-        <w:t xml:space="preserve">　白いビットは、</w:t>
-      </w:r>
-      <w:r>
-        <w:t>V9958</w:t>
-      </w:r>
-      <w:r>
-        <w:t>の機能をそのまま継承しているビットである。</w:t>
+        <w:t xml:space="preserve">　白いビットは、V9958の機能をそのまま継承しているビットである。</w:t>
       </w:r>
     </w:p>
     <w:p>
@@ -4450,7 +4410,6 @@
             <w:r>
               <w:tab/>
             </w:r>
-            <w:proofErr w:type="gramStart"/>
             <w:r>
               <w:rPr>
                 <w:rFonts w:hint="eastAsia"/>
@@ -4467,14 +4426,7 @@
               <w:rPr>
                 <w:rFonts w:hint="eastAsia"/>
               </w:rPr>
-              <w:t>(</w:t>
-            </w:r>
-            <w:proofErr w:type="gramEnd"/>
-            <w:r>
-              <w:rPr>
-                <w:rFonts w:hint="eastAsia"/>
-              </w:rPr>
-              <w:t>C), A</w:t>
+              <w:t>(C), A</w:t>
             </w:r>
           </w:p>
           <w:p>
@@ -4482,7 +4434,6 @@
               <w:pStyle w:val="Textbody"/>
             </w:pPr>
             <w:r>
-              <w:lastRenderedPageBreak/>
               <w:tab/>
             </w:r>
             <w:r>
@@ -4538,7 +4489,6 @@
             <w:r>
               <w:tab/>
             </w:r>
-            <w:proofErr w:type="gramStart"/>
             <w:r>
               <w:rPr>
                 <w:rFonts w:hint="eastAsia"/>
@@ -4555,14 +4505,7 @@
               <w:rPr>
                 <w:rFonts w:hint="eastAsia"/>
               </w:rPr>
-              <w:t>(</w:t>
-            </w:r>
-            <w:proofErr w:type="gramEnd"/>
-            <w:r>
-              <w:rPr>
-                <w:rFonts w:hint="eastAsia"/>
-              </w:rPr>
-              <w:t>C), A</w:t>
+              <w:t>(C), A</w:t>
             </w:r>
           </w:p>
           <w:p>
@@ -4598,14 +4541,12 @@
         </w:rPr>
         <w:t>関節指定によるコントロールレジスタの連続書き込み（非</w:t>
       </w:r>
-      <w:proofErr w:type="spellStart"/>
       <w:r>
         <w:rPr>
           <w:rFonts w:hint="eastAsia"/>
         </w:rPr>
         <w:t>inc</w:t>
       </w:r>
-      <w:proofErr w:type="spellEnd"/>
       <w:r>
         <w:rPr>
           <w:rFonts w:hint="eastAsia"/>
@@ -4665,14 +4606,12 @@
         </w:rPr>
         <w:t>関節指定によるコントロールレジスタの連続書き込み（</w:t>
       </w:r>
-      <w:proofErr w:type="spellStart"/>
       <w:r>
         <w:rPr>
           <w:rFonts w:hint="eastAsia"/>
         </w:rPr>
         <w:t>inc</w:t>
       </w:r>
-      <w:proofErr w:type="spellEnd"/>
       <w:r>
         <w:rPr>
           <w:rFonts w:hint="eastAsia"/>
@@ -4690,21 +4629,7 @@
         <w:rPr>
           <w:rFonts w:hint="eastAsia"/>
         </w:rPr>
-        <w:t xml:space="preserve">　関節指定によるコントロールレジスタの連続書き込み（非</w:t>
-      </w:r>
-      <w:proofErr w:type="spellStart"/>
-      <w:r>
-        <w:rPr>
-          <w:rFonts w:hint="eastAsia"/>
-        </w:rPr>
-        <w:t>inc</w:t>
-      </w:r>
-      <w:proofErr w:type="spellEnd"/>
-      <w:r>
-        <w:rPr>
-          <w:rFonts w:hint="eastAsia"/>
-        </w:rPr>
-        <w:t>）と似ていますが、R#17にはレジスタ番号をそのまま書き込みます。続けて、Port#3 に値を書きこむと、その値が R#17 に指定したレジスタに書き込まれ、R#17の値はインクリメントされます。続けて Port#3 に値を書きこむと、R#17が指すレジスタに書き込むことができます。</w:t>
+        <w:t xml:space="preserve">　関節指定によるコントロールレジスタの連続書き込み（非inc）と似ていますが、R#17にはレジスタ番号をそのまま書き込みます。続けて、Port#3 に値を書きこむと、その値が R#17 に指定したレジスタに書き込まれ、R#17の値はインクリメントされます。続けて Port#3 に値を書きこむと、R#17が指すレジスタに書き込むことができます。</w:t>
       </w:r>
     </w:p>
     <w:p>
@@ -4791,7 +4716,6 @@
         <w:rPr>
           <w:noProof/>
         </w:rPr>
-        <w:lastRenderedPageBreak/>
         <w:drawing>
           <wp:inline distT="0" distB="0" distL="0" distR="0" wp14:anchorId="56182AFF" wp14:editId="461CDF29">
             <wp:extent cx="6120130" cy="1377315"/>
@@ -5023,7 +4947,6 @@
         <w:rPr>
           <w:rFonts w:hint="eastAsia"/>
         </w:rPr>
-        <w:lastRenderedPageBreak/>
         <w:t>CPU</w:t>
       </w:r>
       <w:r>
@@ -5116,106 +5039,50 @@
         <w:rPr>
           <w:rFonts w:hint="eastAsia"/>
         </w:rPr>
-        <w:t xml:space="preserve">　V9968では、V9958と同じように割り込み制御することもできますが、ステータスレジスタを読んだだけで割り込みがクリアされて</w:t>
-      </w:r>
-      <w:proofErr w:type="gramStart"/>
+        <w:t xml:space="preserve">　V9968では、V9958と同じように割り込み制御することもできますが、ステータスレジスタを読んだだけで割り込みがクリアされてしまったり、少し癖のある挙動が難点だったのが V9958までの割り込みです。</w:t>
+      </w:r>
+    </w:p>
+    <w:p>
+      <w:pPr>
+        <w:pStyle w:val="Textbody"/>
+      </w:pPr>
       <w:r>
         <w:rPr>
           <w:rFonts w:hint="eastAsia"/>
         </w:rPr>
-        <w:t>しまったり</w:t>
-      </w:r>
-      <w:proofErr w:type="gramEnd"/>
+        <w:t xml:space="preserve">　V9968には、Port#4 が新設されており、下記のような意味を持っています。</w:t>
+      </w:r>
+    </w:p>
+    <w:p>
+      <w:pPr>
+        <w:pStyle w:val="Textbody"/>
+      </w:pPr>
+    </w:p>
+    <w:p>
+      <w:pPr>
+        <w:pStyle w:val="Textbody"/>
+      </w:pPr>
       <w:r>
         <w:rPr>
           <w:rFonts w:hint="eastAsia"/>
         </w:rPr>
-        <w:t>、少し癖のある挙動が難点だったのが V9958までの割り込みです。</w:t>
+        <w:t xml:space="preserve">　Port#4 [LockExtReg][0][0][0][0][CI][LI][FI]</w:t>
       </w:r>
     </w:p>
     <w:p>
       <w:pPr>
         <w:pStyle w:val="Textbody"/>
       </w:pPr>
+    </w:p>
+    <w:p>
+      <w:pPr>
+        <w:pStyle w:val="Textbody"/>
+      </w:pPr>
       <w:r>
         <w:rPr>
           <w:rFonts w:hint="eastAsia"/>
         </w:rPr>
-        <w:t xml:space="preserve">　V9968には、Port#4 が新設されており、下記のような意味を持っています。</w:t>
-      </w:r>
-    </w:p>
-    <w:p>
-      <w:pPr>
-        <w:pStyle w:val="Textbody"/>
-      </w:pPr>
-    </w:p>
-    <w:p>
-      <w:pPr>
-        <w:pStyle w:val="Textbody"/>
-      </w:pPr>
-      <w:r>
-        <w:rPr>
-          <w:rFonts w:hint="eastAsia"/>
-        </w:rPr>
-        <w:t xml:space="preserve">　Port#4 [</w:t>
-      </w:r>
-      <w:proofErr w:type="spellStart"/>
-      <w:r>
-        <w:rPr>
-          <w:rFonts w:hint="eastAsia"/>
-        </w:rPr>
-        <w:t>LockExtReg</w:t>
-      </w:r>
-      <w:proofErr w:type="spellEnd"/>
-      <w:r>
-        <w:rPr>
-          <w:rFonts w:hint="eastAsia"/>
-        </w:rPr>
-        <w:t>][0][0][0][0][CI][</w:t>
-      </w:r>
-      <w:proofErr w:type="gramStart"/>
-      <w:r>
-        <w:rPr>
-          <w:rFonts w:hint="eastAsia"/>
-        </w:rPr>
-        <w:t>LI][</w:t>
-      </w:r>
-      <w:proofErr w:type="gramEnd"/>
-      <w:r>
-        <w:rPr>
-          <w:rFonts w:hint="eastAsia"/>
-        </w:rPr>
-        <w:t>FI]</w:t>
-      </w:r>
-    </w:p>
-    <w:p>
-      <w:pPr>
-        <w:pStyle w:val="Textbody"/>
-      </w:pPr>
-    </w:p>
-    <w:p>
-      <w:pPr>
-        <w:pStyle w:val="Textbody"/>
-      </w:pPr>
-      <w:r>
-        <w:rPr>
-          <w:rFonts w:hint="eastAsia"/>
-        </w:rPr>
-        <w:t xml:space="preserve">　</w:t>
-      </w:r>
-      <w:proofErr w:type="spellStart"/>
-      <w:r>
-        <w:rPr>
-          <w:rFonts w:hint="eastAsia"/>
-        </w:rPr>
-        <w:t>LockExtReg</w:t>
-      </w:r>
-      <w:proofErr w:type="spellEnd"/>
-      <w:r>
-        <w:rPr>
-          <w:rFonts w:hint="eastAsia"/>
-        </w:rPr>
-        <w:t xml:space="preserve"> (デフォルト=1) : これは、1にしておくと R#20, R#21 に書き込めなくなります。デフォルトで 1 です。R#20, R#21 に書き込みたい場合は、まずこのビットを </w:t>
+        <w:t xml:space="preserve">　LockExtReg (デフォルト=1) : これは、1にしておくと R#20, R#21 に書き込めなくなります。デフォルトで 1 です。R#20, R#21 に書き込みたい場合は、まずこのビットを </w:t>
       </w:r>
       <w:r>
         <w:rPr>
@@ -5372,124 +5239,46 @@
         <w:pStyle w:val="Standard"/>
       </w:pPr>
       <w:r>
-        <w:t xml:space="preserve">　</w:t>
-      </w:r>
-      <w:r>
-        <w:t xml:space="preserve">M5,M4,M3 </w:t>
-      </w:r>
-      <w:r>
-        <w:t>は、画面モードを設定する。</w:t>
-      </w:r>
-      <w:r>
-        <w:t>R#1</w:t>
-      </w:r>
-      <w:r>
-        <w:t>のところでまとめて説明する。</w:t>
-      </w:r>
-    </w:p>
-    <w:p>
-      <w:pPr>
-        <w:pStyle w:val="Standard"/>
-      </w:pPr>
-    </w:p>
-    <w:p>
-      <w:pPr>
-        <w:pStyle w:val="Standard"/>
-      </w:pPr>
-      <w:r>
-        <w:t xml:space="preserve">　</w:t>
-      </w:r>
-      <w:r>
-        <w:t xml:space="preserve">IE1 </w:t>
-      </w:r>
-      <w:r>
-        <w:t>は、走査線割込許可レジスタ。ここに</w:t>
-      </w:r>
-      <w:r>
-        <w:t>1</w:t>
-      </w:r>
-      <w:r>
-        <w:t>を書き込むと</w:t>
-      </w:r>
-      <w:r>
-        <w:t>R#19</w:t>
-      </w:r>
-      <w:r>
-        <w:t>で指定した走査線が表示されるタイミングで、割り込みが発生するようになる。</w:t>
-      </w:r>
-    </w:p>
-    <w:p>
-      <w:pPr>
-        <w:pStyle w:val="Standard"/>
-      </w:pPr>
-    </w:p>
-    <w:p>
-      <w:pPr>
-        <w:pStyle w:val="Standard"/>
-      </w:pPr>
-      <w:r>
-        <w:t xml:space="preserve">　</w:t>
-      </w:r>
-      <w:r>
-        <w:t xml:space="preserve">IE2 </w:t>
-      </w:r>
-      <w:r>
-        <w:t>は、</w:t>
-      </w:r>
-      <w:r>
-        <w:t xml:space="preserve">V9938 </w:t>
-      </w:r>
-      <w:r>
-        <w:t>でライトペン割り込みに使われていたレジスタだが、</w:t>
-      </w:r>
-      <w:r>
-        <w:t>V9958</w:t>
-      </w:r>
-      <w:r>
-        <w:t>で廃止となっており、</w:t>
-      </w:r>
-      <w:r>
-        <w:t>V9968</w:t>
-      </w:r>
-      <w:r>
-        <w:t>でも無効となっている。</w:t>
-      </w:r>
-    </w:p>
-    <w:p>
-      <w:pPr>
-        <w:pStyle w:val="Standard"/>
-      </w:pPr>
-    </w:p>
-    <w:p>
-      <w:pPr>
-        <w:pStyle w:val="Standard"/>
-      </w:pPr>
-      <w:r>
-        <w:t xml:space="preserve">　</w:t>
-      </w:r>
-      <w:r>
-        <w:t xml:space="preserve">DG </w:t>
-      </w:r>
-      <w:r>
-        <w:t>は、</w:t>
-      </w:r>
-      <w:r>
-        <w:t>VDP</w:t>
-      </w:r>
-      <w:r>
-        <w:t>のカラーバスの動作モードを指定するレジスタだが、</w:t>
-      </w:r>
-      <w:r>
-        <w:t xml:space="preserve">V9968 </w:t>
-      </w:r>
-      <w:r>
-        <w:t>では無効となっている。通常の</w:t>
-      </w:r>
-      <w:r>
-        <w:t>MSX</w:t>
-      </w:r>
-      <w:r>
-        <w:t>では使われていない。</w:t>
+        <w:t xml:space="preserve">　M5,M4,M3 は、画面モードを設定する。R#1のところでまとめて説明する。</w:t>
+      </w:r>
+    </w:p>
+    <w:p>
+      <w:pPr>
+        <w:pStyle w:val="Standard"/>
+      </w:pPr>
+    </w:p>
+    <w:p>
+      <w:pPr>
+        <w:pStyle w:val="Standard"/>
+      </w:pPr>
+      <w:r>
+        <w:t xml:space="preserve">　IE1 は、走査線割込許可レジスタ。ここに1を書き込むとR#19で指定した走査線が表示されるタイミングで、割り込みが発生するようになる。</w:t>
+      </w:r>
+    </w:p>
+    <w:p>
+      <w:pPr>
+        <w:pStyle w:val="Standard"/>
+      </w:pPr>
+    </w:p>
+    <w:p>
+      <w:pPr>
+        <w:pStyle w:val="Standard"/>
+      </w:pPr>
+      <w:r>
+        <w:t xml:space="preserve">　IE2 は、V9938 でライトペン割り込みに使われていたレジスタだが、V9958で廃止となっており、V9968でも無効となっている。</w:t>
+      </w:r>
+    </w:p>
+    <w:p>
+      <w:pPr>
+        <w:pStyle w:val="Standard"/>
+      </w:pPr>
+    </w:p>
+    <w:p>
+      <w:pPr>
+        <w:pStyle w:val="Standard"/>
+      </w:pPr>
+      <w:r>
+        <w:t xml:space="preserve">　DG は、VDPのカラーバスの動作モードを指定するレジスタだが、V9968 では無効となっている。通常のMSXでは使われていない。</w:t>
       </w:r>
     </w:p>
     <w:p>
@@ -5586,230 +5375,67 @@
         <w:pStyle w:val="Standard"/>
       </w:pPr>
       <w:r>
-        <w:t xml:space="preserve">　</w:t>
-      </w:r>
-      <w:r>
-        <w:t xml:space="preserve">M1,M2 </w:t>
-      </w:r>
-      <w:r>
-        <w:t>は、画面モードを設定する。</w:t>
-      </w:r>
-      <w:r>
-        <w:t>R#0</w:t>
-      </w:r>
-      <w:r>
-        <w:t>の</w:t>
-      </w:r>
-      <w:r>
-        <w:t xml:space="preserve">M5,M4,M3 </w:t>
-      </w:r>
-      <w:r>
-        <w:t>と合わせて、下記の設定で各種画面モードを指定できる。モード一覧を表</w:t>
-      </w:r>
-      <w:r>
-        <w:t xml:space="preserve"> 1 </w:t>
-      </w:r>
-      <w:r>
-        <w:t>画面モード設定にまとめておく。</w:t>
-      </w:r>
-    </w:p>
-    <w:p>
-      <w:pPr>
-        <w:pStyle w:val="Standard"/>
-      </w:pPr>
-    </w:p>
-    <w:p>
-      <w:pPr>
-        <w:pStyle w:val="Standard"/>
-      </w:pPr>
-      <w:r>
-        <w:t xml:space="preserve">　</w:t>
-      </w:r>
-      <w:r>
-        <w:t>MAG</w:t>
-      </w:r>
-      <w:r>
-        <w:t xml:space="preserve">　は、</w:t>
-      </w:r>
-      <w:r>
-        <w:t>Sprite mode1</w:t>
-      </w:r>
-      <w:r>
-        <w:t>及び</w:t>
-      </w:r>
-      <w:r>
-        <w:t xml:space="preserve"> Sprite mode2 </w:t>
-      </w:r>
-      <w:r>
-        <w:t>における拡大表示指定である。</w:t>
-      </w:r>
-      <w:r>
-        <w:t>0</w:t>
-      </w:r>
-      <w:r>
-        <w:t>で等倍。</w:t>
-      </w:r>
-      <w:r>
-        <w:t>1</w:t>
-      </w:r>
-      <w:r>
-        <w:t>で水平垂直</w:t>
-      </w:r>
-      <w:r>
-        <w:t>2</w:t>
-      </w:r>
-      <w:r>
-        <w:t>倍。</w:t>
-      </w:r>
-      <w:r>
-        <w:t xml:space="preserve">Sprite mode3 </w:t>
-      </w:r>
-      <w:r>
-        <w:t>では無視される。</w:t>
-      </w:r>
-    </w:p>
-    <w:p>
-      <w:pPr>
-        <w:pStyle w:val="Standard"/>
-      </w:pPr>
-    </w:p>
-    <w:p>
-      <w:pPr>
-        <w:pStyle w:val="Standard"/>
-      </w:pPr>
-      <w:r>
-        <w:t xml:space="preserve">　</w:t>
-      </w:r>
-      <w:r>
-        <w:t xml:space="preserve">SI </w:t>
-      </w:r>
-      <w:r>
-        <w:t>は、</w:t>
-      </w:r>
-      <w:r>
-        <w:t>Sprite mode1</w:t>
-      </w:r>
-      <w:r>
-        <w:t>及び</w:t>
-      </w:r>
-      <w:r>
-        <w:t xml:space="preserve">Sprite mode2 </w:t>
-      </w:r>
-      <w:r>
-        <w:t>におけるスプライトサイズ指定である。</w:t>
-      </w:r>
-      <w:r>
-        <w:t>0</w:t>
-      </w:r>
-      <w:r>
-        <w:t>で</w:t>
-      </w:r>
-      <w:r>
-        <w:t>8</w:t>
-      </w:r>
-      <w:r>
-        <w:t>ドット</w:t>
-      </w:r>
-      <w:r>
-        <w:t>×8</w:t>
-      </w:r>
-      <w:r>
-        <w:t>ドットサイズ。</w:t>
-      </w:r>
-      <w:r>
-        <w:t>1</w:t>
-      </w:r>
-      <w:r>
-        <w:t>で</w:t>
-      </w:r>
-      <w:r>
-        <w:t>16</w:t>
-      </w:r>
-      <w:r>
-        <w:t>ドット</w:t>
-      </w:r>
-      <w:r>
-        <w:t>×16</w:t>
-      </w:r>
-      <w:r>
-        <w:t>ドットサイズになる。</w:t>
-      </w:r>
-    </w:p>
-    <w:p>
-      <w:pPr>
-        <w:pStyle w:val="Standard"/>
-      </w:pPr>
-    </w:p>
-    <w:p>
-      <w:pPr>
-        <w:pStyle w:val="Standard"/>
-      </w:pPr>
-      <w:r>
-        <w:lastRenderedPageBreak/>
-        <w:t xml:space="preserve">　</w:t>
-      </w:r>
-      <w:r>
-        <w:t xml:space="preserve">IE0 </w:t>
-      </w:r>
-      <w:r>
-        <w:t>は、垂直同期割込許可レジスタ。ここに</w:t>
-      </w:r>
-      <w:r>
-        <w:t>1</w:t>
-      </w:r>
-      <w:r>
-        <w:t>を書き込むと垂直ブランキング期間開始のタイミングで、割込が発生するようになる。</w:t>
-      </w:r>
-    </w:p>
-    <w:p>
-      <w:pPr>
-        <w:pStyle w:val="Standard"/>
-      </w:pPr>
-    </w:p>
-    <w:p>
-      <w:pPr>
-        <w:pStyle w:val="Standard"/>
-      </w:pPr>
-      <w:r>
-        <w:t xml:space="preserve">　</w:t>
-      </w:r>
-      <w:r>
-        <w:t>BL</w:t>
-      </w:r>
-      <w:r>
-        <w:t xml:space="preserve">　は、画面表示レジスタである。</w:t>
-      </w:r>
-      <w:r>
-        <w:t>0</w:t>
-      </w:r>
-      <w:r>
-        <w:t>で非表示、</w:t>
-      </w:r>
-      <w:r>
-        <w:t>1</w:t>
-      </w:r>
-      <w:r>
-        <w:t>で表示となる。</w:t>
-      </w:r>
-    </w:p>
-    <w:p>
-      <w:pPr>
-        <w:pStyle w:val="Standard"/>
-      </w:pPr>
-      <w:r>
-        <w:t xml:space="preserve">　非表示の場合、画面は周辺色一色になり、表示のための</w:t>
-      </w:r>
-      <w:r>
-        <w:t>VRAM</w:t>
-      </w:r>
-      <w:r>
-        <w:t>アクセスを行わなくなる。</w:t>
-      </w:r>
-      <w:r>
-        <w:t>VDP</w:t>
-      </w:r>
-      <w:r>
-        <w:t>が最も速い状態となる。</w:t>
+        <w:t xml:space="preserve">　M1,M2 は、画面モードを設定する。R#0のM5,M4,M3 と合わせて、下記の設定で各種画面モードを指定できる。モード一覧を表 1 画面モード設定にまとめておく。</w:t>
+      </w:r>
+    </w:p>
+    <w:p>
+      <w:pPr>
+        <w:pStyle w:val="Standard"/>
+      </w:pPr>
+    </w:p>
+    <w:p>
+      <w:pPr>
+        <w:pStyle w:val="Standard"/>
+      </w:pPr>
+      <w:r>
+        <w:t xml:space="preserve">　MAG　は、Sprite mode1及び Sprite mode2 における拡大表示指定である。0で等倍。1で水平垂直2倍。Sprite mode3 では無視される。</w:t>
+      </w:r>
+    </w:p>
+    <w:p>
+      <w:pPr>
+        <w:pStyle w:val="Standard"/>
+      </w:pPr>
+    </w:p>
+    <w:p>
+      <w:pPr>
+        <w:pStyle w:val="Standard"/>
+      </w:pPr>
+      <w:r>
+        <w:t xml:space="preserve">　SI は、Sprite mode1及びSprite mode2 におけるスプライトサイズ指定である。0で8ドット×8ドットサイズ。1で16ドット×16ドットサイズになる。</w:t>
+      </w:r>
+    </w:p>
+    <w:p>
+      <w:pPr>
+        <w:pStyle w:val="Standard"/>
+      </w:pPr>
+    </w:p>
+    <w:p>
+      <w:pPr>
+        <w:pStyle w:val="Standard"/>
+      </w:pPr>
+      <w:r>
+        <w:t xml:space="preserve">　IE0 は、垂直同期割込許可レジスタ。ここに1を書き込むと垂直ブランキング期間開始のタイミングで、割込が発生するようになる。</w:t>
+      </w:r>
+    </w:p>
+    <w:p>
+      <w:pPr>
+        <w:pStyle w:val="Standard"/>
+      </w:pPr>
+    </w:p>
+    <w:p>
+      <w:pPr>
+        <w:pStyle w:val="Standard"/>
+      </w:pPr>
+      <w:r>
+        <w:t xml:space="preserve">　BL　は、画面表示レジスタである。0で非表示、1で表示となる。</w:t>
+      </w:r>
+    </w:p>
+    <w:p>
+      <w:pPr>
+        <w:pStyle w:val="Standard"/>
+      </w:pPr>
+      <w:r>
+        <w:t xml:space="preserve">　非表示の場合、画面は周辺色一色になり、表示のためのVRAMアクセスを行わなくなる。VDPが最も速い状態となる。</w:t>
       </w:r>
     </w:p>
     <w:p>
@@ -5824,13 +5450,7 @@
         <w:jc w:val="center"/>
       </w:pPr>
       <w:r>
-        <w:t>表</w:t>
-      </w:r>
-      <w:r>
-        <w:t xml:space="preserve"> 1 </w:t>
-      </w:r>
-      <w:r>
-        <w:t>画面モード設定</w:t>
+        <w:t>表 1 画面モード設定</w:t>
       </w:r>
     </w:p>
     <w:tbl>
@@ -5871,15 +5491,7 @@
               <w:jc w:val="center"/>
             </w:pPr>
             <w:r>
-              <w:t xml:space="preserve"> {M</w:t>
-            </w:r>
-            <w:proofErr w:type="gramStart"/>
-            <w:r>
-              <w:t>5,M4,M3,M2,M</w:t>
-            </w:r>
-            <w:proofErr w:type="gramEnd"/>
-            <w:r>
-              <w:t>1}</w:t>
+              <w:t xml:space="preserve"> {M5,M4,M3,M2,M1}</w:t>
             </w:r>
           </w:p>
         </w:tc>
@@ -5932,10 +5544,7 @@
               <w:jc w:val="center"/>
             </w:pPr>
             <w:r>
-              <w:t>MSX-BASIC</w:t>
-            </w:r>
-            <w:r>
-              <w:t>のモード</w:t>
+              <w:t>MSX-BASICのモード</w:t>
             </w:r>
           </w:p>
         </w:tc>
@@ -6785,22 +6394,7 @@
         <w:pStyle w:val="Standard"/>
       </w:pPr>
       <w:r>
-        <w:t xml:space="preserve">　</w:t>
-      </w:r>
-      <w:r>
-        <w:t xml:space="preserve">TEXT0, TEXT1, MULTI COLOR, GRAPHIC1,  GRAPHIC2,  GRAPHIC3 </w:t>
-      </w:r>
-      <w:r>
-        <w:t>では全ビット有効。</w:t>
-      </w:r>
-      <w:r>
-        <w:t xml:space="preserve">A17 </w:t>
-      </w:r>
-      <w:r>
-        <w:t>は、</w:t>
-      </w:r>
-      <w:r>
-        <w:t>R#2</w:t>
+        <w:t xml:space="preserve">　TEXT0, TEXT1, MULTI COLOR, GRAPHIC1,  GRAPHIC2,  GRAPHIC3 では全ビット有効。A17 は、R#2</w:t>
       </w:r>
       <w:r>
         <w:rPr>
@@ -6854,10 +6448,7 @@
         <w:t>A17に</w:t>
       </w:r>
       <w:r>
-        <w:t>1</w:t>
-      </w:r>
-      <w:r>
-        <w:t>を書いても</w:t>
+        <w:t>1を書いても</w:t>
       </w:r>
       <w:r>
         <w:rPr>
@@ -6958,44 +6549,7 @@
         <w:pStyle w:val="Standard"/>
       </w:pPr>
       <w:r>
-        <w:lastRenderedPageBreak/>
-        <w:t xml:space="preserve">　</w:t>
-      </w:r>
-      <w:r>
-        <w:t xml:space="preserve">GRAPHIC4,  GRAPHIC5 </w:t>
-      </w:r>
-      <w:r>
-        <w:t>では、</w:t>
-      </w:r>
-      <w:r>
-        <w:t>bit4</w:t>
-      </w:r>
-      <w:r>
-        <w:t>～</w:t>
-      </w:r>
-      <w:r>
-        <w:t xml:space="preserve">bit0 </w:t>
-      </w:r>
-      <w:r>
-        <w:t>は</w:t>
-      </w:r>
-      <w:r>
-        <w:t xml:space="preserve"> 1 </w:t>
-      </w:r>
-      <w:r>
-        <w:t>を指定する。</w:t>
-      </w:r>
-      <w:r>
-        <w:t xml:space="preserve">A17 </w:t>
-      </w:r>
-      <w:r>
-        <w:t>は、</w:t>
-      </w:r>
-      <w:r>
-        <w:t>R#20</w:t>
-      </w:r>
-      <w:r>
-        <w:t>の</w:t>
+        <w:t xml:space="preserve">　GRAPHIC4,  GRAPHIC5 では、bit4～bit0 は 1 を指定する。A17 は、R#20の</w:t>
       </w:r>
       <w:r>
         <w:rPr>
@@ -7031,19 +6585,7 @@
         <w:t>1</w:t>
       </w:r>
       <w:r>
-        <w:t>のときは、</w:t>
-      </w:r>
-      <w:r>
-        <w:t>1</w:t>
-      </w:r>
-      <w:r>
-        <w:t>を書いても</w:t>
-      </w:r>
-      <w:r>
-        <w:t xml:space="preserve"> 0</w:t>
-      </w:r>
-      <w:r>
-        <w:t>を書いたことになる。</w:t>
+        <w:t>のときは、1を書いても 0を書いたことになる。</w:t>
       </w:r>
     </w:p>
     <w:p>
@@ -7117,46 +6659,7 @@
         <w:pStyle w:val="Standard"/>
       </w:pPr>
       <w:r>
-        <w:t xml:space="preserve">　</w:t>
-      </w:r>
-      <w:r>
-        <w:t>GRAPHIC6,  GRAPHIC7</w:t>
-      </w:r>
-      <w:r>
-        <w:t>では、</w:t>
-      </w:r>
-      <w:r>
-        <w:t>bit4</w:t>
-      </w:r>
-      <w:r>
-        <w:t>～</w:t>
-      </w:r>
-      <w:r>
-        <w:t xml:space="preserve">bit0 </w:t>
-      </w:r>
-      <w:r>
-        <w:t>は</w:t>
-      </w:r>
-      <w:r>
-        <w:t xml:space="preserve"> 1 </w:t>
-      </w:r>
-      <w:r>
-        <w:t>を指定し、他のモードとは</w:t>
-      </w:r>
-      <w:r>
-        <w:t xml:space="preserve"> bit </w:t>
-      </w:r>
-      <w:r>
-        <w:t>の位置が異なることに注意すること。</w:t>
-      </w:r>
-      <w:r>
-        <w:t xml:space="preserve">A17 </w:t>
-      </w:r>
-      <w:r>
-        <w:t>は、</w:t>
-      </w:r>
-      <w:r>
-        <w:t>R#2</w:t>
+        <w:t xml:space="preserve">　GRAPHIC6,  GRAPHIC7では、bit4～bit0 は 1 を指定し、他のモードとは bit の位置が異なることに注意すること。A17 は、R#2</w:t>
       </w:r>
       <w:r>
         <w:rPr>
@@ -7201,68 +6704,20 @@
         <w:t>1</w:t>
       </w:r>
       <w:r>
-        <w:t>のときは、</w:t>
-      </w:r>
-      <w:r>
-        <w:t>1</w:t>
-      </w:r>
-      <w:r>
-        <w:t>を書いても</w:t>
-      </w:r>
-      <w:r>
-        <w:t xml:space="preserve"> 0</w:t>
-      </w:r>
-      <w:r>
-        <w:t>を書いたことになる。</w:t>
-      </w:r>
-    </w:p>
-    <w:p>
-      <w:pPr>
-        <w:pStyle w:val="Standard"/>
-      </w:pPr>
-    </w:p>
-    <w:p>
-      <w:pPr>
-        <w:pStyle w:val="Standard"/>
-      </w:pPr>
-      <w:r>
-        <w:t xml:space="preserve">　</w:t>
-      </w:r>
-      <w:r>
-        <w:t xml:space="preserve">GRAPHIC4, GRAPHIC5, GRAPHIC6, GRAPHIC7 </w:t>
-      </w:r>
-      <w:r>
-        <w:t>の</w:t>
-      </w:r>
-      <w:r>
-        <w:t>1</w:t>
-      </w:r>
-      <w:r>
-        <w:t>を指定するビットは、内部演算でアドレス計算する際に</w:t>
-      </w:r>
-      <w:r>
-        <w:t xml:space="preserve"> AND</w:t>
-      </w:r>
-      <w:r>
-        <w:t>演算によってミックスされる。従って、</w:t>
-      </w:r>
-      <w:r>
-        <w:t xml:space="preserve">0 </w:t>
-      </w:r>
-      <w:r>
-        <w:t>を指定すると、強制的にそのビットは</w:t>
-      </w:r>
-      <w:r>
-        <w:t xml:space="preserve"> 0</w:t>
-      </w:r>
-      <w:r>
-        <w:t>固定に出来るため、繰り返しパターンの表示が可能となる。詳細は、</w:t>
-      </w:r>
-      <w:r>
-        <w:t xml:space="preserve">v9968_programmers_manual_screen_mode </w:t>
-      </w:r>
-      <w:r>
-        <w:t>の説明を参照。</w:t>
+        <w:t>のときは、1を書いても 0を書いたことになる。</w:t>
+      </w:r>
+    </w:p>
+    <w:p>
+      <w:pPr>
+        <w:pStyle w:val="Standard"/>
+      </w:pPr>
+    </w:p>
+    <w:p>
+      <w:pPr>
+        <w:pStyle w:val="Standard"/>
+      </w:pPr>
+      <w:r>
+        <w:t xml:space="preserve">　GRAPHIC4, GRAPHIC5, GRAPHIC6, GRAPHIC7 の1を指定するビットは、内部演算でアドレス計算する際に AND演算によってミックスされる。従って、0 を指定すると、強制的にそのビットは 0固定に出来るため、繰り返しパターンの表示が可能となる。詳細は、v9968_programmers_manual_screen_mode の説明を参照。</w:t>
       </w:r>
     </w:p>
     <w:p>
@@ -7473,22 +6928,7 @@
         <w:pStyle w:val="Standard"/>
       </w:pPr>
       <w:r>
-        <w:t xml:space="preserve">Sprite Mode1 </w:t>
-      </w:r>
-      <w:r>
-        <w:t>では、</w:t>
-      </w:r>
-      <w:r>
-        <w:t xml:space="preserve">Sprite Attribute Table </w:t>
-      </w:r>
-      <w:r>
-        <w:t>のアドレスの</w:t>
-      </w:r>
-      <w:r>
-        <w:t xml:space="preserve"> bit7-14 </w:t>
-      </w:r>
-      <w:r>
-        <w:t>を指定する。</w:t>
+        <w:t>Sprite Mode1 では、Sprite Attribute Table のアドレスの bit7-14 を指定する。</w:t>
       </w:r>
     </w:p>
     <w:p>
@@ -7509,7 +6949,6 @@
         <w:rPr>
           <w:noProof/>
         </w:rPr>
-        <w:lastRenderedPageBreak/>
         <w:drawing>
           <wp:anchor distT="0" distB="0" distL="114300" distR="114300" simplePos="0" relativeHeight="5" behindDoc="0" locked="0" layoutInCell="1" allowOverlap="1" wp14:anchorId="6BC52CD3" wp14:editId="06559E01">
             <wp:simplePos x="0" y="0"/>
@@ -7563,75 +7002,15 @@
         <w:pStyle w:val="Standard"/>
       </w:pPr>
       <w:r>
-        <w:t>Sprite Mode2</w:t>
-      </w:r>
-      <w:r>
-        <w:t>及び</w:t>
-      </w:r>
-      <w:r>
-        <w:t xml:space="preserve">Sprite Mode3 </w:t>
-      </w:r>
-      <w:r>
-        <w:t>では、</w:t>
-      </w:r>
-      <w:r>
-        <w:t xml:space="preserve">Sprite Attribute Table </w:t>
-      </w:r>
-      <w:r>
-        <w:t>のアドレスの</w:t>
-      </w:r>
-      <w:r>
-        <w:t xml:space="preserve"> bit9-14 </w:t>
-      </w:r>
-      <w:r>
-        <w:t>を指定する。</w:t>
-      </w:r>
-      <w:r>
-        <w:t xml:space="preserve">R#5 bit1, bit0 </w:t>
-      </w:r>
-      <w:r>
-        <w:t>は、</w:t>
-      </w:r>
-      <w:r>
-        <w:t xml:space="preserve">Sprite Attribute Table </w:t>
-      </w:r>
-      <w:r>
-        <w:t>のアドレスの</w:t>
-      </w:r>
-      <w:r>
-        <w:t xml:space="preserve"> bit8, 7 </w:t>
-      </w:r>
-      <w:r>
-        <w:t>の</w:t>
-      </w:r>
-      <w:r>
-        <w:t>AND</w:t>
-      </w:r>
-      <w:r>
-        <w:t>マスク機能である。通常は</w:t>
-      </w:r>
-      <w:r>
-        <w:t xml:space="preserve"> 1 </w:t>
-      </w:r>
-      <w:r>
-        <w:t>を立てて、マスクしないようにする。</w:t>
-      </w:r>
-    </w:p>
-    <w:p>
-      <w:pPr>
-        <w:pStyle w:val="Standard"/>
-      </w:pPr>
-      <w:r>
-        <w:t xml:space="preserve">Sprite Mode2 </w:t>
-      </w:r>
-      <w:r>
-        <w:t>では、</w:t>
-      </w:r>
-      <w:r>
-        <w:t xml:space="preserve">Sprite Color Table </w:t>
-      </w:r>
-      <w:r>
-        <w:t>のアドレスも兼ねている。</w:t>
+        <w:t>Sprite Mode2及びSprite Mode3 では、Sprite Attribute Table のアドレスの bit9-14 を指定する。R#5 bit1, bit0 は、Sprite Attribute Table のアドレスの bit8, 7 のANDマスク機能である。通常は 1 を立てて、マスクしないようにする。</w:t>
+      </w:r>
+    </w:p>
+    <w:p>
+      <w:pPr>
+        <w:pStyle w:val="Standard"/>
+      </w:pPr>
+      <w:r>
+        <w:t>Sprite Mode2 では、Sprite Color Table のアドレスも兼ねている。</w:t>
       </w:r>
     </w:p>
     <w:p>
@@ -7715,52 +7094,7 @@
         <w:pStyle w:val="Standard"/>
       </w:pPr>
       <w:r>
-        <w:t>Sprite Mode 1</w:t>
-      </w:r>
-      <w:r>
-        <w:t>～</w:t>
-      </w:r>
-      <w:r>
-        <w:t>3</w:t>
-      </w:r>
-      <w:r>
-        <w:t>における、スプライト形状を指定する</w:t>
-      </w:r>
-      <w:r>
-        <w:t xml:space="preserve"> Sprite Pattern Generator Table </w:t>
-      </w:r>
-      <w:r>
-        <w:t>のアドレスを指定する。アドレスの</w:t>
-      </w:r>
-      <w:r>
-        <w:t xml:space="preserve"> bit11</w:t>
-      </w:r>
-      <w:r>
-        <w:t>～</w:t>
-      </w:r>
-      <w:r>
-        <w:t xml:space="preserve">17 </w:t>
-      </w:r>
-      <w:r>
-        <w:t>を指定可能である。</w:t>
-      </w:r>
-      <w:r>
-        <w:t>bit10</w:t>
-      </w:r>
-      <w:r>
-        <w:t>～</w:t>
-      </w:r>
-      <w:r>
-        <w:t xml:space="preserve">0 </w:t>
-      </w:r>
-      <w:r>
-        <w:t>は</w:t>
-      </w:r>
-      <w:r>
-        <w:t xml:space="preserve"> 0 </w:t>
-      </w:r>
-      <w:r>
-        <w:t>固定。</w:t>
+        <w:t>Sprite Mode 1～3における、スプライト形状を指定する Sprite Pattern Generator Table のアドレスを指定する。アドレスの bit11～17 を指定可能である。bit10～0 は 0 固定。</w:t>
       </w:r>
     </w:p>
     <w:p>
@@ -7839,48 +7173,15 @@
         <w:pStyle w:val="Standard"/>
       </w:pPr>
       <w:r>
-        <w:t>TEXT1</w:t>
-      </w:r>
-      <w:r>
-        <w:t>及び</w:t>
-      </w:r>
-      <w:r>
-        <w:t xml:space="preserve">TEXT2 </w:t>
-      </w:r>
-      <w:r>
-        <w:t>では、</w:t>
-      </w:r>
-      <w:r>
-        <w:t xml:space="preserve">bit7-4 </w:t>
-      </w:r>
-      <w:r>
-        <w:t>は前景色、</w:t>
-      </w:r>
-      <w:r>
-        <w:t xml:space="preserve">bit3-0 </w:t>
-      </w:r>
-      <w:r>
-        <w:t>は背景色＝周辺色である。</w:t>
-      </w:r>
-    </w:p>
-    <w:p>
-      <w:pPr>
-        <w:pStyle w:val="Standard"/>
-      </w:pPr>
-      <w:r>
-        <w:t>その他の画面モードでは、</w:t>
-      </w:r>
-      <w:r>
-        <w:t xml:space="preserve">bit7-4 </w:t>
-      </w:r>
-      <w:r>
-        <w:t>は無効。</w:t>
-      </w:r>
-      <w:r>
-        <w:t>bit3-0</w:t>
-      </w:r>
-      <w:r>
-        <w:t>が周辺色である。</w:t>
+        <w:t>TEXT1及びTEXT2 では、bit7-4 は前景色、bit3-0 は背景色＝周辺色である。</w:t>
+      </w:r>
+    </w:p>
+    <w:p>
+      <w:pPr>
+        <w:pStyle w:val="Standard"/>
+      </w:pPr>
+      <w:r>
+        <w:t>その他の画面モードでは、bit7-4 は無効。bit3-0が周辺色である。</w:t>
       </w:r>
     </w:p>
     <w:p>
@@ -7960,7 +7261,6 @@
       </w:pPr>
       <w:bookmarkStart w:id="20" w:name="_Toc241436392"/>
       <w:r>
-        <w:lastRenderedPageBreak/>
         <w:t>R#9 Mode3</w:t>
       </w:r>
       <w:bookmarkEnd w:id="20"/>
@@ -8357,7 +7657,6 @@
       </w:pPr>
       <w:bookmarkStart w:id="26" w:name="_Toc241436398"/>
       <w:r>
-        <w:lastRenderedPageBreak/>
         <w:t>R#15 Status Register Pointer</w:t>
       </w:r>
       <w:bookmarkEnd w:id="26"/>
@@ -8742,16 +8041,7 @@
         <w:pStyle w:val="Standard"/>
       </w:pPr>
       <w:r>
-        <w:t xml:space="preserve">V9968 </w:t>
-      </w:r>
-      <w:r>
-        <w:t>の新機能を</w:t>
-      </w:r>
-      <w:r>
-        <w:t>ON/OFF</w:t>
-      </w:r>
-      <w:r>
-        <w:t>するレジスタである。</w:t>
+        <w:t>V9968 の新機能をON/OFFするレジスタである。</w:t>
       </w:r>
     </w:p>
     <w:p>
@@ -8776,127 +8066,47 @@
         <w:pStyle w:val="Standard"/>
       </w:pPr>
       <w:r>
-        <w:t xml:space="preserve">HS (High Speed command): </w:t>
-      </w:r>
-      <w:r>
-        <w:t>高速</w:t>
-      </w:r>
-      <w:r>
-        <w:t>VDP</w:t>
-      </w:r>
-      <w:r>
-        <w:t>コマンドモード指定。</w:t>
-      </w:r>
-      <w:r>
-        <w:t xml:space="preserve">1 </w:t>
-      </w:r>
-      <w:r>
-        <w:t>にすると高速になる。</w:t>
-      </w:r>
-    </w:p>
-    <w:p>
-      <w:pPr>
-        <w:pStyle w:val="Standard"/>
-      </w:pPr>
-      <w:r>
-        <w:lastRenderedPageBreak/>
-        <w:t xml:space="preserve">SVNS (Sprite Vertical position Non-following Scroll) : 1 </w:t>
-      </w:r>
-      <w:r>
-        <w:t>にすると、スプライトが</w:t>
-      </w:r>
-      <w:r>
-        <w:t xml:space="preserve"> R#23 </w:t>
-      </w:r>
-      <w:r>
-        <w:t>の値の影響を受けなくなる。</w:t>
-      </w:r>
-      <w:r>
-        <w:t>Sprite mode1</w:t>
-      </w:r>
-      <w:r>
-        <w:t>～</w:t>
-      </w:r>
-      <w:r>
-        <w:t>3</w:t>
-      </w:r>
-      <w:r>
-        <w:t>全てで有効。</w:t>
-      </w:r>
-    </w:p>
-    <w:p>
-      <w:pPr>
-        <w:pStyle w:val="Standard"/>
-      </w:pPr>
-      <w:r>
-        <w:t xml:space="preserve">ILNS (Interrupt Line Non-following Scroll) : 1 </w:t>
-      </w:r>
-      <w:r>
-        <w:t>にすると、走査線割り込みが</w:t>
-      </w:r>
-      <w:r>
-        <w:t xml:space="preserve"> R#23 </w:t>
-      </w:r>
-      <w:r>
-        <w:t>の値の影響を受けなくなる。</w:t>
-      </w:r>
-    </w:p>
-    <w:p>
-      <w:pPr>
-        <w:pStyle w:val="Standard"/>
-      </w:pPr>
-      <w:r>
-        <w:t xml:space="preserve">SP3 (Sprite mode 3) : 1 </w:t>
-      </w:r>
-      <w:r>
-        <w:t>にすると、スプライトを</w:t>
-      </w:r>
-      <w:r>
-        <w:t xml:space="preserve"> Sprite mode3 </w:t>
-      </w:r>
-      <w:r>
-        <w:t>に切り替える。</w:t>
-      </w:r>
-    </w:p>
-    <w:p>
-      <w:pPr>
-        <w:pStyle w:val="Standard"/>
-      </w:pPr>
-      <w:r>
-        <w:t xml:space="preserve">EPAL (Expanded </w:t>
-      </w:r>
-      <w:proofErr w:type="spellStart"/>
-      <w:r>
-        <w:t>PALette</w:t>
-      </w:r>
-      <w:proofErr w:type="spellEnd"/>
-      <w:r>
-        <w:t xml:space="preserve">) : 1 </w:t>
-      </w:r>
-      <w:r>
-        <w:t>にすると、</w:t>
-      </w:r>
-      <w:r>
-        <w:t>32768</w:t>
-      </w:r>
-      <w:r>
-        <w:t>色から選択するパレットに切り替わる。</w:t>
-      </w:r>
-    </w:p>
-    <w:p>
-      <w:pPr>
-        <w:pStyle w:val="Standard"/>
-      </w:pPr>
-      <w:r>
-        <w:t xml:space="preserve">FIL (Flat </w:t>
-      </w:r>
-      <w:proofErr w:type="spellStart"/>
-      <w:r>
-        <w:t>InterLace</w:t>
-      </w:r>
-      <w:proofErr w:type="spellEnd"/>
-      <w:r>
-        <w:t xml:space="preserve"> mode) : 1にすると、インターレースによる疑似垂直高解像度表示時に、VRAM の並びをフラットに扱うように変更した新しいインターレースモードにする。R#9 の設定よりもこちらの設定の方が優先。</w:t>
+        <w:t>HS (High Speed command): 高速VDPコマンドモード指定。1 にすると高速になる。</w:t>
+      </w:r>
+    </w:p>
+    <w:p>
+      <w:pPr>
+        <w:pStyle w:val="Standard"/>
+      </w:pPr>
+      <w:r>
+        <w:t>SVNS (Sprite Vertical position Non-following Scroll) : 1 にすると、スプライトが R#23 の値の影響を受けなくなる。Sprite mode1～3全てで有効。</w:t>
+      </w:r>
+    </w:p>
+    <w:p>
+      <w:pPr>
+        <w:pStyle w:val="Standard"/>
+      </w:pPr>
+      <w:r>
+        <w:t>ILNS (Interrupt Line Non-following Scroll) : 1 にすると、走査線割り込みが R#23 の値の影響を受けなくなる。</w:t>
+      </w:r>
+    </w:p>
+    <w:p>
+      <w:pPr>
+        <w:pStyle w:val="Standard"/>
+      </w:pPr>
+      <w:r>
+        <w:t>SP3 (Sprite mode 3) : 1 にすると、スプライトを Sprite mode3 に切り替える。</w:t>
+      </w:r>
+    </w:p>
+    <w:p>
+      <w:pPr>
+        <w:pStyle w:val="Standard"/>
+      </w:pPr>
+      <w:r>
+        <w:t>EPAL (Expanded PALette) : 1 にすると、32768色から選択するパレットに切り替わる。</w:t>
+      </w:r>
+    </w:p>
+    <w:p>
+      <w:pPr>
+        <w:pStyle w:val="Standard"/>
+      </w:pPr>
+      <w:r>
+        <w:t>FIL (Flat InterLace mode) : 1にすると、インターレースによる疑似垂直高解像度表示時に、VRAM の並びをフラットに扱うように変更した新しいインターレースモードにする。R#9 の設定よりもこちらの設定の方が優先。</w:t>
       </w:r>
     </w:p>
     <w:p>
@@ -8912,40 +8122,7 @@
         <w:pStyle w:val="Standard"/>
       </w:pPr>
       <w:r>
-        <w:t>S16 (Sprite horizontal 16 planes per line mode) : Sprite mode1</w:t>
-      </w:r>
-      <w:r>
-        <w:t>及び</w:t>
-      </w:r>
-      <w:r>
-        <w:t xml:space="preserve">2 </w:t>
-      </w:r>
-      <w:r>
-        <w:t>で</w:t>
-      </w:r>
-      <w:r>
-        <w:t xml:space="preserve"> 1 </w:t>
-      </w:r>
-      <w:r>
-        <w:t>にすると、水平に</w:t>
-      </w:r>
-      <w:r>
-        <w:t xml:space="preserve"> 16</w:t>
-      </w:r>
-      <w:r>
-        <w:t>枚までスプライトを並べられるようになる。</w:t>
-      </w:r>
-      <w:r>
-        <w:t xml:space="preserve">Sprite mode3 </w:t>
-      </w:r>
-      <w:r>
-        <w:t>では常に</w:t>
-      </w:r>
-      <w:r>
-        <w:t xml:space="preserve"> 16</w:t>
-      </w:r>
-      <w:r>
-        <w:t>枚。</w:t>
+        <w:t>S16 (Sprite horizontal 16 planes per line mode) : Sprite mode1及び2 で 1 にすると、水平に 16枚までスプライトを並べられるようになる。Sprite mode3 では常に 16枚。</w:t>
       </w:r>
     </w:p>
     <w:p>
@@ -9013,16 +8190,7 @@
         <w:pStyle w:val="Standard"/>
       </w:pPr>
       <w:r>
-        <w:t xml:space="preserve">V9968 </w:t>
-      </w:r>
-      <w:r>
-        <w:t>の新機能を</w:t>
-      </w:r>
-      <w:r>
-        <w:t>ON/OFF</w:t>
-      </w:r>
-      <w:r>
-        <w:t>するレジスタである。</w:t>
+        <w:t>V9968 の新機能をON/OFFするレジスタである。</w:t>
       </w:r>
     </w:p>
     <w:p>
@@ -9070,22 +8238,7 @@
         <w:pStyle w:val="Standard"/>
       </w:pPr>
       <w:r>
-        <w:t xml:space="preserve">0 </w:t>
-      </w:r>
-      <w:r>
-        <w:t>にすると</w:t>
-      </w:r>
-      <w:r>
-        <w:t xml:space="preserve"> VDP ID </w:t>
-      </w:r>
-      <w:r>
-        <w:t>が</w:t>
-      </w:r>
-      <w:r>
-        <w:t xml:space="preserve"> V9968 (00011) </w:t>
-      </w:r>
-      <w:r>
-        <w:t>にな</w:t>
+        <w:t>0 にすると VDP ID が V9968 (00011) にな</w:t>
       </w:r>
       <w:r>
         <w:rPr>
@@ -9094,19 +8247,7 @@
         <w:t>り</w:t>
       </w:r>
       <w:r>
-        <w:t>（</w:t>
-      </w:r>
-      <w:r>
-        <w:t xml:space="preserve">※VDP ID </w:t>
-      </w:r>
-      <w:r>
-        <w:t>は</w:t>
-      </w:r>
-      <w:r>
-        <w:t xml:space="preserve"> S#1</w:t>
-      </w:r>
-      <w:r>
-        <w:t>）</w:t>
+        <w:t>（※VDP ID は S#1）</w:t>
       </w:r>
       <w:r>
         <w:rPr>
@@ -9286,7 +8427,6 @@
       </w:pPr>
       <w:bookmarkStart w:id="35" w:name="_Toc241436407"/>
       <w:r>
-        <w:lastRenderedPageBreak/>
         <w:t>R#24 N/A</w:t>
       </w:r>
       <w:bookmarkEnd w:id="35"/>
@@ -9391,81 +8531,31 @@
         <w:pStyle w:val="Standard"/>
       </w:pPr>
       <w:r>
-        <w:t>YJK (Y,J,K Color mode) : 1</w:t>
-      </w:r>
-      <w:r>
-        <w:t>にすると自然画モードに切り替える。</w:t>
-      </w:r>
-      <w:r>
-        <w:t xml:space="preserve">Graphic7 </w:t>
-      </w:r>
-      <w:r>
-        <w:t>である必要がある。その他のモードでの動作は保証しない。</w:t>
-      </w:r>
-    </w:p>
-    <w:p>
-      <w:pPr>
-        <w:pStyle w:val="Standard"/>
-      </w:pPr>
-      <w:r>
-        <w:t xml:space="preserve">YAE (Y Attribute Enable) : 1 </w:t>
-      </w:r>
-      <w:r>
-        <w:t>にすると</w:t>
-      </w:r>
-      <w:proofErr w:type="spellStart"/>
-      <w:r>
-        <w:t>YJK+Palette</w:t>
-      </w:r>
-      <w:proofErr w:type="spellEnd"/>
-      <w:r>
-        <w:t>のハイブリッドモードに切り替える。</w:t>
-      </w:r>
-      <w:r>
-        <w:t xml:space="preserve">Graphic7 </w:t>
-      </w:r>
-      <w:r>
-        <w:t>で、かつ</w:t>
-      </w:r>
-      <w:r>
-        <w:t xml:space="preserve"> YJK=1 </w:t>
-      </w:r>
-      <w:r>
-        <w:t>である必要がある。その他のモードでの動作は保証しない。</w:t>
-      </w:r>
-    </w:p>
-    <w:p>
-      <w:pPr>
-        <w:pStyle w:val="Standard"/>
-      </w:pPr>
-      <w:r>
-        <w:t>CMD (Command enable) : 1</w:t>
-      </w:r>
-      <w:r>
-        <w:t>にすると、ビットマップではない画面モードで、</w:t>
-      </w:r>
-      <w:r>
-        <w:t>VDP</w:t>
-      </w:r>
-      <w:r>
-        <w:t>コマンドを使えるようになる。</w:t>
-      </w:r>
-      <w:r>
-        <w:t xml:space="preserve">Graphic7 </w:t>
-      </w:r>
-      <w:r>
-        <w:t>の想定で動作する。</w:t>
-      </w:r>
-    </w:p>
-    <w:p>
-      <w:pPr>
-        <w:pStyle w:val="Standard"/>
-      </w:pPr>
-      <w:r>
-        <w:t>SPS (Sprite Priority Shuffle) : 1</w:t>
-      </w:r>
-      <w:r>
-        <w:t>にすると、スプライトプライオリティシャッフル機能を有効にする（水平に沢山並んだときに消えずに点滅するようになる）。</w:t>
+        <w:t>YJK (Y,J,K Color mode) : 1にすると自然画モードに切り替える。Graphic7 である必要がある。その他のモードでの動作は保証しない。</w:t>
+      </w:r>
+    </w:p>
+    <w:p>
+      <w:pPr>
+        <w:pStyle w:val="Standard"/>
+      </w:pPr>
+      <w:r>
+        <w:t>YAE (Y Attribute Enable) : 1 にするとYJK+Paletteのハイブリッドモードに切り替える。Graphic7 で、かつ YJK=1 である必要がある。その他のモードでの動作は保証しない。</w:t>
+      </w:r>
+    </w:p>
+    <w:p>
+      <w:pPr>
+        <w:pStyle w:val="Standard"/>
+      </w:pPr>
+      <w:r>
+        <w:t>CMD (Command enable) : 1にすると、ビットマップではない画面モードで、VDPコマンドを使えるようになる。Graphic7 の想定で動作する。</w:t>
+      </w:r>
+    </w:p>
+    <w:p>
+      <w:pPr>
+        <w:pStyle w:val="Standard"/>
+      </w:pPr>
+      <w:r>
+        <w:t>SPS (Sprite Priority Shuffle) : 1にすると、スプライトプライオリティシャッフル機能を有効にする（水平に沢山並んだときに消えずに点滅するようになる）。</w:t>
       </w:r>
     </w:p>
     <w:p>
@@ -9631,7 +8721,6 @@
       </w:pPr>
       <w:bookmarkStart w:id="40" w:name="_Toc241436412"/>
       <w:r>
-        <w:lastRenderedPageBreak/>
         <w:t>R#32, R#33 Source X Register</w:t>
       </w:r>
       <w:bookmarkEnd w:id="40"/>
@@ -9875,7 +8964,6 @@
       </w:pPr>
       <w:bookmarkStart w:id="43" w:name="_Toc241436415"/>
       <w:r>
-        <w:lastRenderedPageBreak/>
         <w:t>R#38, R#39 Destination Y Register</w:t>
       </w:r>
       <w:bookmarkEnd w:id="43"/>
@@ -9962,15 +9050,7 @@
       </w:pPr>
       <w:bookmarkStart w:id="44" w:name="_Toc241436416"/>
       <w:r>
-        <w:t xml:space="preserve">R#40, R#41 Number </w:t>
-      </w:r>
-      <w:proofErr w:type="gramStart"/>
-      <w:r>
-        <w:t>Of</w:t>
-      </w:r>
-      <w:proofErr w:type="gramEnd"/>
-      <w:r>
-        <w:t xml:space="preserve"> Dots X Register</w:t>
+        <w:t>R#40, R#41 Number Of Dots X Register</w:t>
       </w:r>
       <w:bookmarkEnd w:id="44"/>
     </w:p>
@@ -10056,15 +9136,7 @@
       </w:pPr>
       <w:bookmarkStart w:id="45" w:name="_Toc241436417"/>
       <w:r>
-        <w:t xml:space="preserve">R#42, R#43 Number </w:t>
-      </w:r>
-      <w:proofErr w:type="gramStart"/>
-      <w:r>
-        <w:t>Of</w:t>
-      </w:r>
-      <w:proofErr w:type="gramEnd"/>
-      <w:r>
-        <w:t xml:space="preserve"> Dots Y Register</w:t>
+        <w:t>R#42, R#43 Number Of Dots Y Register</w:t>
       </w:r>
       <w:bookmarkEnd w:id="45"/>
     </w:p>
@@ -10150,7 +9222,6 @@
       </w:pPr>
       <w:bookmarkStart w:id="46" w:name="_Toc241436418"/>
       <w:r>
-        <w:lastRenderedPageBreak/>
         <w:t>R#44 Color Register</w:t>
       </w:r>
       <w:bookmarkEnd w:id="46"/>
@@ -10297,148 +9368,23 @@
         <w:pStyle w:val="Standard"/>
       </w:pPr>
       <w:r>
-        <w:t xml:space="preserve">FG4 (Force Graphic4): 1 </w:t>
-      </w:r>
-      <w:r>
-        <w:t>にすると、</w:t>
-      </w:r>
-      <w:r>
-        <w:t>VDP</w:t>
-      </w:r>
-      <w:r>
-        <w:t>コマンド実行時に、強制的に</w:t>
-      </w:r>
-      <w:r>
-        <w:t xml:space="preserve"> Graphic4 (SCREEN5) </w:t>
-      </w:r>
-      <w:r>
-        <w:t>として実行する。主に</w:t>
-      </w:r>
-      <w:r>
-        <w:t xml:space="preserve"> Sprite mode3 </w:t>
-      </w:r>
-      <w:r>
-        <w:t>のパターンを</w:t>
-      </w:r>
-      <w:r>
-        <w:t xml:space="preserve"> VDP</w:t>
-      </w:r>
-      <w:r>
-        <w:t>コマンドで加工するために利用する機能である。全画面モードで利用可能。</w:t>
-      </w:r>
-    </w:p>
-    <w:p>
-      <w:pPr>
-        <w:pStyle w:val="Standard"/>
-      </w:pPr>
-      <w:r>
-        <w:t xml:space="preserve">MXC : </w:t>
-      </w:r>
-      <w:r>
-        <w:t>従来の裏</w:t>
-      </w:r>
-      <w:r>
-        <w:t xml:space="preserve">VRAM </w:t>
-      </w:r>
-      <w:r>
-        <w:t>に対応したソフトのためのダミーレジスタである。</w:t>
-      </w:r>
-      <w:r>
-        <w:t>1</w:t>
-      </w:r>
-      <w:r>
-        <w:t>を立てると、表</w:t>
-      </w:r>
-      <w:r>
-        <w:t>VRAM</w:t>
-      </w:r>
-      <w:r>
-        <w:t>に対して</w:t>
-      </w:r>
-      <w:r>
-        <w:t>CPU</w:t>
-      </w:r>
-      <w:r>
-        <w:t>からアクセス出来なくなる。</w:t>
-      </w:r>
-      <w:r>
-        <w:t>VRAM</w:t>
-      </w:r>
-      <w:r>
-        <w:t>読みだし結果は</w:t>
-      </w:r>
-      <w:r>
-        <w:t xml:space="preserve"> </w:t>
-      </w:r>
-      <w:proofErr w:type="spellStart"/>
-      <w:r>
-        <w:t>FFh</w:t>
-      </w:r>
-      <w:proofErr w:type="spellEnd"/>
-      <w:r>
-        <w:t xml:space="preserve"> </w:t>
-      </w:r>
-      <w:r>
-        <w:t>になる。</w:t>
-      </w:r>
-      <w:r>
-        <w:t xml:space="preserve">ECOM=0 </w:t>
-      </w:r>
-      <w:r>
-        <w:t>の場合にのみ有効。</w:t>
-      </w:r>
-    </w:p>
-    <w:p>
-      <w:pPr>
-        <w:pStyle w:val="Standard"/>
-      </w:pPr>
-      <w:r>
-        <w:t xml:space="preserve">XHR (X Half Rotate): ECOM=1 </w:t>
-      </w:r>
-      <w:r>
-        <w:t>の場合にのみ有効。</w:t>
-      </w:r>
-      <w:r>
-        <w:t xml:space="preserve">1 </w:t>
-      </w:r>
-      <w:r>
-        <w:t>にすると、</w:t>
-      </w:r>
-      <w:r>
-        <w:t xml:space="preserve">LRMM </w:t>
-      </w:r>
-      <w:r>
-        <w:t>の単位ベクトルの</w:t>
-      </w:r>
-      <w:r>
-        <w:t xml:space="preserve"> X</w:t>
-      </w:r>
-      <w:r>
-        <w:t>成分は</w:t>
-      </w:r>
-      <w:r>
-        <w:t>2</w:t>
-      </w:r>
-      <w:r>
-        <w:t>倍にされて加算される。</w:t>
-      </w:r>
-      <w:r>
-        <w:t>90°</w:t>
-      </w:r>
-      <w:r>
-        <w:t>回転したベクトルもＸ成分が</w:t>
-      </w:r>
-      <w:r>
-        <w:t>2</w:t>
-      </w:r>
-      <w:r>
-        <w:t>倍される。</w:t>
-      </w:r>
-      <w:r>
-        <w:t xml:space="preserve">Graphic5, 6 </w:t>
-      </w:r>
-      <w:r>
-        <w:t>による縦長ドットモードで整合をとるための機能である。</w:t>
+        <w:t>FG4 (Force Graphic4): 1 にすると、VDPコマンド実行時に、強制的に Graphic4 (SCREEN5) として実行する。主に Sprite mode3 のパターンを VDPコマンドで加工するために利用する機能である。全画面モードで利用可能。</w:t>
+      </w:r>
+    </w:p>
+    <w:p>
+      <w:pPr>
+        <w:pStyle w:val="Standard"/>
+      </w:pPr>
+      <w:r>
+        <w:t>MXC : 従来の裏VRAM に対応したソフトのためのダミーレジスタである。1を立てると、表VRAMに対してCPUからアクセス出来なくなる。VRAM読みだし結果は FFh になる。ECOM=0 の場合にのみ有効。</w:t>
+      </w:r>
+    </w:p>
+    <w:p>
+      <w:pPr>
+        <w:pStyle w:val="Standard"/>
+      </w:pPr>
+      <w:r>
+        <w:t>XHR (X Half Rotate): ECOM=1 の場合にのみ有効。1 にすると、LRMM の単位ベクトルの X成分は2倍にされて加算される。90°回転したベクトルもＸ成分が2倍される。Graphic5, 6 による縦長ドットモードで整合をとるための機能である。</w:t>
       </w:r>
     </w:p>
     <w:p>
@@ -10548,7 +9494,6 @@
       </w:pPr>
       <w:bookmarkStart w:id="49" w:name="_Toc241436421"/>
       <w:r>
-        <w:lastRenderedPageBreak/>
         <w:t>R#47, R#48, R#49, R#50 Rotation unit vector</w:t>
       </w:r>
       <w:bookmarkEnd w:id="49"/>
@@ -10614,25 +9559,7 @@
         <w:pStyle w:val="Standard"/>
       </w:pPr>
       <w:r>
-        <w:t xml:space="preserve">　</w:t>
-      </w:r>
-      <w:r>
-        <w:t>LRMM</w:t>
-      </w:r>
-      <w:r>
-        <w:t>コマンドの回転単位ベクトルを指定する。小数部</w:t>
-      </w:r>
-      <w:r>
-        <w:t>8bit</w:t>
-      </w:r>
-      <w:r>
-        <w:t>の符号付き固定小数点数で指定する。具体的な指定内容は、</w:t>
-      </w:r>
-      <w:r>
-        <w:t>LRMM</w:t>
-      </w:r>
-      <w:r>
-        <w:t>コマンドの説明を参照。</w:t>
+        <w:t xml:space="preserve">　LRMMコマンドの回転単位ベクトルを指定する。小数部8bitの符号付き固定小数点数で指定する。具体的な指定内容は、LRMMコマンドの説明を参照。</w:t>
       </w:r>
     </w:p>
     <w:p>
@@ -10711,16 +9638,7 @@
         <w:pStyle w:val="Textbody"/>
       </w:pPr>
       <w:r>
-        <w:t xml:space="preserve"> LRMM</w:t>
-      </w:r>
-      <w:r>
-        <w:t>コマンドの転送先のウィンドウの左上座標指定。このウィンドウに収まる範囲のみ描画される。この座標そのものは、ウィンドウの内側とみなされる。具体的な指定内容は、</w:t>
-      </w:r>
-      <w:r>
-        <w:t>LRMM</w:t>
-      </w:r>
-      <w:r>
-        <w:t>コマンドの説明を参照。</w:t>
+        <w:t xml:space="preserve"> LRMMコマンドの転送先のウィンドウの左上座標指定。このウィンドウに収まる範囲のみ描画される。この座標そのものは、ウィンドウの内側とみなされる。具体的な指定内容は、LRMMコマンドの説明を参照。</w:t>
       </w:r>
     </w:p>
     <w:p>
@@ -10729,7 +9647,6 @@
       </w:pPr>
       <w:bookmarkStart w:id="51" w:name="_Toc241436423"/>
       <w:r>
-        <w:lastRenderedPageBreak/>
         <w:t>R#55, R#56, R#57, R#58 Output window end</w:t>
       </w:r>
       <w:bookmarkEnd w:id="51"/>
@@ -10795,16 +9712,7 @@
         <w:pStyle w:val="Textbody"/>
       </w:pPr>
       <w:r>
-        <w:t xml:space="preserve"> LRMM</w:t>
-      </w:r>
-      <w:r>
-        <w:t>コマンドの転送先のウィンドウの右下座標指定。このウィンドウに収まる範囲のみ描画される。この座標そのものは、ウィンドウの内側とみなされる。具体的な指定内容は、</w:t>
-      </w:r>
-      <w:r>
-        <w:t>LRMM</w:t>
-      </w:r>
-      <w:r>
-        <w:t>コマンドの説明を参照。</w:t>
+        <w:t xml:space="preserve"> LRMMコマンドの転送先のウィンドウの右下座標指定。このウィンドウに収まる範囲のみ描画される。この座標そのものは、ウィンドウの内側とみなされる。具体的な指定内容は、LRMMコマンドの説明を参照。</w:t>
       </w:r>
     </w:p>
     <w:p>
@@ -10898,157 +9806,31 @@
         <w:pStyle w:val="Standard"/>
       </w:pPr>
       <w:r>
-        <w:t xml:space="preserve">　</w:t>
-      </w:r>
-      <w:r>
-        <w:t>5TH4</w:t>
-      </w:r>
-      <w:r>
-        <w:t>～</w:t>
-      </w:r>
-      <w:r>
-        <w:t xml:space="preserve">0 </w:t>
-      </w:r>
-      <w:r>
-        <w:t>は、</w:t>
-      </w:r>
-      <w:r>
-        <w:t xml:space="preserve">Sprite mode1 </w:t>
-      </w:r>
-      <w:r>
-        <w:t>では</w:t>
-      </w:r>
-      <w:r>
-        <w:t xml:space="preserve"> 5</w:t>
-      </w:r>
-      <w:r>
-        <w:t>番目に並んで消えているスプライト番号。</w:t>
-      </w:r>
-      <w:r>
-        <w:t xml:space="preserve">Sprite mode2 </w:t>
-      </w:r>
-      <w:r>
-        <w:t>では</w:t>
-      </w:r>
-      <w:r>
-        <w:t xml:space="preserve"> 9</w:t>
-      </w:r>
-      <w:r>
-        <w:t>番目に並んで消えているスプライト番号。</w:t>
-      </w:r>
-      <w:r>
-        <w:t xml:space="preserve">Sprite mode3 </w:t>
-      </w:r>
-      <w:r>
-        <w:t>では無効な値。</w:t>
-      </w:r>
-    </w:p>
-    <w:p>
-      <w:pPr>
-        <w:pStyle w:val="Standard"/>
-      </w:pPr>
-      <w:r>
-        <w:t xml:space="preserve">　</w:t>
-      </w:r>
-      <w:r>
-        <w:t xml:space="preserve">C </w:t>
-      </w:r>
-      <w:r>
-        <w:t>は、スプライトが衝突したことを示すフラグ。衝突している場合に</w:t>
-      </w:r>
-      <w:r>
-        <w:t>1</w:t>
-      </w:r>
-      <w:r>
-        <w:t>になる。</w:t>
-      </w:r>
-    </w:p>
-    <w:p>
-      <w:pPr>
-        <w:pStyle w:val="Standard"/>
-      </w:pPr>
-      <w:r>
-        <w:t xml:space="preserve">　</w:t>
-      </w:r>
-      <w:r>
-        <w:t xml:space="preserve">5S </w:t>
-      </w:r>
-      <w:r>
-        <w:t>は、</w:t>
-      </w:r>
-      <w:r>
-        <w:t xml:space="preserve">Sprite mode1 </w:t>
-      </w:r>
-      <w:r>
-        <w:t>では</w:t>
-      </w:r>
-      <w:r>
-        <w:t xml:space="preserve"> 5</w:t>
-      </w:r>
-      <w:r>
-        <w:t>枚以上、</w:t>
-      </w:r>
-      <w:r>
-        <w:t xml:space="preserve">Sprite mode2 </w:t>
-      </w:r>
-      <w:r>
-        <w:t>では</w:t>
-      </w:r>
-      <w:r>
-        <w:t xml:space="preserve"> 9</w:t>
-      </w:r>
-      <w:r>
-        <w:t>枚以上、</w:t>
-      </w:r>
-      <w:r>
-        <w:t xml:space="preserve">Sprite mode3 </w:t>
-      </w:r>
-      <w:r>
-        <w:t>では</w:t>
-      </w:r>
-      <w:r>
-        <w:t xml:space="preserve"> 17</w:t>
-      </w:r>
-      <w:r>
-        <w:t>枚以上のスプライトが並んでおり、消えている状態のスプライトがあることを示すフラグ。</w:t>
-      </w:r>
-      <w:r>
-        <w:t>1</w:t>
-      </w:r>
-      <w:r>
-        <w:t>の場合は並んでいる。</w:t>
-      </w:r>
-    </w:p>
-    <w:p>
-      <w:pPr>
-        <w:pStyle w:val="Standard"/>
-      </w:pPr>
-      <w:r>
-        <w:t xml:space="preserve">　</w:t>
-      </w:r>
-      <w:r>
-        <w:t xml:space="preserve">F </w:t>
-      </w:r>
-      <w:r>
-        <w:t>は、垂直同期割込フラグ。割込が発生している場合に</w:t>
-      </w:r>
-      <w:r>
-        <w:t>1</w:t>
-      </w:r>
-      <w:r>
-        <w:t>になる。</w:t>
-      </w:r>
-      <w:r>
-        <w:t>S#0</w:t>
-      </w:r>
-      <w:r>
-        <w:t>を読みだすと</w:t>
-      </w:r>
-      <w:r>
-        <w:t>0</w:t>
-      </w:r>
-      <w:r>
-        <w:t>にクリアされる。</w:t>
+        <w:t xml:space="preserve">　5TH4～0 は、Sprite mode1 では 5番目に並んで消えているスプライト番号。Sprite mode2 では 9番目に並んで消えているスプライト番号。Sprite mode3 では無効な値。</w:t>
+      </w:r>
+    </w:p>
+    <w:p>
+      <w:pPr>
+        <w:pStyle w:val="Standard"/>
+      </w:pPr>
+      <w:r>
+        <w:t xml:space="preserve">　C は、スプライトが衝突したことを示すフラグ。衝突している場合に1になる。</w:t>
+      </w:r>
+    </w:p>
+    <w:p>
+      <w:pPr>
+        <w:pStyle w:val="Standard"/>
+      </w:pPr>
+      <w:r>
+        <w:t xml:space="preserve">　5S は、Sprite mode1 では 5枚以上、Sprite mode2 では 9枚以上、Sprite mode3 では 17枚以上のスプライトが並んでおり、消えている状態のスプライトがあることを示すフラグ。1の場合は並んでいる。</w:t>
+      </w:r>
+    </w:p>
+    <w:p>
+      <w:pPr>
+        <w:pStyle w:val="Standard"/>
+      </w:pPr>
+      <w:r>
+        <w:t xml:space="preserve">　F は、垂直同期割込フラグ。割込が発生している場合に1になる。S#0を読みだすと0にクリアされる。</w:t>
       </w:r>
     </w:p>
     <w:p>
@@ -11062,7 +9844,6 @@
       </w:pPr>
       <w:bookmarkStart w:id="54" w:name="_Toc241436426"/>
       <w:r>
-        <w:lastRenderedPageBreak/>
         <w:t>S#1 Status register 1</w:t>
       </w:r>
       <w:bookmarkEnd w:id="54"/>
@@ -11128,163 +9909,55 @@
         <w:pStyle w:val="Standard"/>
       </w:pPr>
       <w:r>
-        <w:t xml:space="preserve">　</w:t>
-      </w:r>
-      <w:r>
-        <w:t xml:space="preserve">FH </w:t>
-      </w:r>
-      <w:r>
-        <w:t>は、水平帰線割込（ライン割込、走査線割込）が発生したら</w:t>
-      </w:r>
-      <w:r>
-        <w:t>1</w:t>
-      </w:r>
-      <w:r>
-        <w:t>になり、発生していなければ</w:t>
-      </w:r>
-      <w:r>
-        <w:t>0</w:t>
-      </w:r>
-      <w:r>
-        <w:t>になる。</w:t>
-      </w:r>
-      <w:r>
-        <w:t xml:space="preserve">S#1 </w:t>
-      </w:r>
-      <w:r>
-        <w:t>を読みだすと、</w:t>
-      </w:r>
-      <w:r>
-        <w:t>0</w:t>
-      </w:r>
-      <w:r>
-        <w:t>にクリアされる。</w:t>
-      </w:r>
-    </w:p>
-    <w:p>
-      <w:pPr>
-        <w:pStyle w:val="Standard"/>
-      </w:pPr>
-      <w:r>
-        <w:t xml:space="preserve">　</w:t>
-      </w:r>
-      <w:r>
-        <w:t>ID#4</w:t>
-      </w:r>
-      <w:r>
-        <w:t>～</w:t>
-      </w:r>
-      <w:r>
-        <w:t xml:space="preserve">#0 </w:t>
-      </w:r>
-      <w:r>
-        <w:t>は、</w:t>
-      </w:r>
-      <w:r>
-        <w:t>VDP</w:t>
-      </w:r>
-      <w:r>
-        <w:t>の識別子。</w:t>
-      </w:r>
-    </w:p>
-    <w:p>
-      <w:pPr>
-        <w:pStyle w:val="Standard"/>
-      </w:pPr>
-      <w:r>
-        <w:t xml:space="preserve">　　　</w:t>
-      </w:r>
-      <w:r>
-        <w:t>V9938</w:t>
-      </w:r>
-      <w:r>
-        <w:t>：</w:t>
-      </w:r>
-      <w:r>
-        <w:t>00000</w:t>
-      </w:r>
-    </w:p>
-    <w:p>
-      <w:pPr>
-        <w:pStyle w:val="Standard"/>
-      </w:pPr>
-      <w:r>
-        <w:t xml:space="preserve">　　　</w:t>
-      </w:r>
-      <w:r>
-        <w:t>V9958</w:t>
-      </w:r>
-      <w:r>
-        <w:t>：</w:t>
-      </w:r>
-      <w:r>
-        <w:t>00010</w:t>
-      </w:r>
-    </w:p>
-    <w:p>
-      <w:pPr>
-        <w:pStyle w:val="Standard"/>
-      </w:pPr>
-      <w:r>
-        <w:t xml:space="preserve">　　　</w:t>
-      </w:r>
-      <w:r>
-        <w:t>V9968</w:t>
-      </w:r>
-      <w:r>
-        <w:t>：</w:t>
-      </w:r>
-      <w:r>
-        <w:t>00011</w:t>
-      </w:r>
-    </w:p>
-    <w:p>
-      <w:pPr>
-        <w:pStyle w:val="Standard"/>
-      </w:pPr>
-      <w:r>
-        <w:t xml:space="preserve">　　　</w:t>
-      </w:r>
-      <w:r>
-        <w:t>V9978</w:t>
-      </w:r>
-      <w:r>
-        <w:t>：</w:t>
-      </w:r>
-      <w:r>
-        <w:t>00100</w:t>
-      </w:r>
-    </w:p>
-    <w:p>
-      <w:pPr>
-        <w:pStyle w:val="Standard"/>
-      </w:pPr>
-      <w:r>
-        <w:t xml:space="preserve">　</w:t>
-      </w:r>
-      <w:r>
-        <w:t>LPS</w:t>
-      </w:r>
-      <w:r>
-        <w:t>及び</w:t>
-      </w:r>
-      <w:r>
-        <w:t>FL</w:t>
-      </w:r>
-      <w:r>
-        <w:t>は、</w:t>
-      </w:r>
-      <w:r>
-        <w:t xml:space="preserve">V9938 </w:t>
-      </w:r>
-      <w:r>
-        <w:t>では、ライトペン関連のフラグだが、</w:t>
-      </w:r>
-      <w:r>
-        <w:t>V9958</w:t>
-      </w:r>
-      <w:r>
-        <w:t>で削除されており、無効。</w:t>
+        <w:t xml:space="preserve">　FH は、水平帰線割込（ライン割込、走査線割込）が発生したら1になり、発生していなければ0になる。S#1 を読みだすと、0にクリアされる。</w:t>
+      </w:r>
+    </w:p>
+    <w:p>
+      <w:pPr>
+        <w:pStyle w:val="Standard"/>
+      </w:pPr>
+      <w:r>
+        <w:t xml:space="preserve">　ID#4～#0 は、VDPの識別子。</w:t>
+      </w:r>
+    </w:p>
+    <w:p>
+      <w:pPr>
+        <w:pStyle w:val="Standard"/>
+      </w:pPr>
+      <w:r>
+        <w:t xml:space="preserve">　　　V9938：00000</w:t>
+      </w:r>
+    </w:p>
+    <w:p>
+      <w:pPr>
+        <w:pStyle w:val="Standard"/>
+      </w:pPr>
+      <w:r>
+        <w:t xml:space="preserve">　　　V9958：00010</w:t>
+      </w:r>
+    </w:p>
+    <w:p>
+      <w:pPr>
+        <w:pStyle w:val="Standard"/>
+      </w:pPr>
+      <w:r>
+        <w:t xml:space="preserve">　　　V9968：00011</w:t>
+      </w:r>
+    </w:p>
+    <w:p>
+      <w:pPr>
+        <w:pStyle w:val="Standard"/>
+      </w:pPr>
+      <w:r>
+        <w:t xml:space="preserve">　　　V9978：00100</w:t>
+      </w:r>
+    </w:p>
+    <w:p>
+      <w:pPr>
+        <w:pStyle w:val="Standard"/>
+      </w:pPr>
+      <w:r>
+        <w:t xml:space="preserve">　LPS及びFLは、V9938 では、ライトペン関連のフラグだが、V9958で削除されており、無効。</w:t>
       </w:r>
     </w:p>
     <w:p>
@@ -11363,28 +10036,46 @@
         <w:pStyle w:val="Standard"/>
       </w:pPr>
       <w:r>
-        <w:t xml:space="preserve">　</w:t>
-      </w:r>
-      <w:r>
-        <w:t xml:space="preserve">CE </w:t>
-      </w:r>
-      <w:r>
-        <w:t>は、</w:t>
-      </w:r>
-      <w:r>
-        <w:t>VDP</w:t>
-      </w:r>
-      <w:r>
-        <w:t>コマンド実行中フラグ。実行中には</w:t>
-      </w:r>
-      <w:r>
-        <w:t xml:space="preserve"> 1</w:t>
-      </w:r>
-      <w:r>
-        <w:t>、停止中には</w:t>
-      </w:r>
-      <w:r>
-        <w:t xml:space="preserve"> 0 </w:t>
+        <w:t xml:space="preserve">　CE は、VDPコマンド実行中フラグ。実行中には 1、停止中には 0 になる。</w:t>
+      </w:r>
+    </w:p>
+    <w:p>
+      <w:pPr>
+        <w:pStyle w:val="Standard"/>
+      </w:pPr>
+      <w:r>
+        <w:t xml:space="preserve">　EO は、even/oddフィールドフラグ。第1フィールドは 0、第2フィールドは 1 になる。</w:t>
+      </w:r>
+    </w:p>
+    <w:p>
+      <w:pPr>
+        <w:pStyle w:val="Standard"/>
+      </w:pPr>
+      <w:r>
+        <w:t xml:space="preserve">　BD は、境界検出フラグ。SRCH により境界を検出した場合には 1、未検出は 0 になる。S#9 を読むと 0 に戻る。詳細は、SRCHコマンドの説明を参照。</w:t>
+      </w:r>
+    </w:p>
+    <w:p>
+      <w:pPr>
+        <w:pStyle w:val="Standard"/>
+      </w:pPr>
+      <w:r>
+        <w:t xml:space="preserve">　HR は、水平ブランキング期間中フラグ。 水平ブランキングは</w:t>
+      </w:r>
+      <w:r>
+        <w:rPr>
+          <w:rFonts w:hint="eastAsia"/>
+        </w:rPr>
+        <w:t>1</w:t>
+      </w:r>
+      <w:r>
+        <w:t xml:space="preserve"> になり、それ以外では</w:t>
+      </w:r>
+      <w:r>
+        <w:rPr>
+          <w:rFonts w:hint="eastAsia"/>
+        </w:rPr>
+        <w:t>0</w:t>
       </w:r>
       <w:r>
         <w:t>になる。</w:t>
@@ -11395,40 +10086,22 @@
         <w:pStyle w:val="Standard"/>
       </w:pPr>
       <w:r>
-        <w:t xml:space="preserve">　</w:t>
-      </w:r>
-      <w:r>
-        <w:t xml:space="preserve">EO </w:t>
-      </w:r>
-      <w:r>
-        <w:t>は、</w:t>
-      </w:r>
-      <w:r>
-        <w:t>even/odd</w:t>
-      </w:r>
-      <w:r>
-        <w:t>フィールドフラグ。第</w:t>
-      </w:r>
-      <w:r>
+        <w:t xml:space="preserve">　VR は、垂直ブランキング期間中フラグ。垂直ブランキングは </w:t>
+      </w:r>
+      <w:r>
+        <w:rPr>
+          <w:rFonts w:hint="eastAsia"/>
+        </w:rPr>
         <w:t>1</w:t>
       </w:r>
       <w:r>
-        <w:t>フィールドは</w:t>
-      </w:r>
-      <w:r>
-        <w:t xml:space="preserve"> 0</w:t>
-      </w:r>
-      <w:r>
-        <w:t>、第</w:t>
-      </w:r>
-      <w:r>
-        <w:t>2</w:t>
-      </w:r>
-      <w:r>
-        <w:t>フィールドは</w:t>
-      </w:r>
-      <w:r>
-        <w:t xml:space="preserve"> 1 </w:t>
+        <w:t xml:space="preserve"> になり、それ以外では</w:t>
+      </w:r>
+      <w:r>
+        <w:rPr>
+          <w:rFonts w:hint="eastAsia"/>
+        </w:rPr>
+        <w:t>0</w:t>
       </w:r>
       <w:r>
         <w:t>になる。</w:t>
@@ -11439,145 +10112,7 @@
         <w:pStyle w:val="Standard"/>
       </w:pPr>
       <w:r>
-        <w:t xml:space="preserve">　</w:t>
-      </w:r>
-      <w:r>
-        <w:t xml:space="preserve">BD </w:t>
-      </w:r>
-      <w:r>
-        <w:t>は、境界検出フラグ。</w:t>
-      </w:r>
-      <w:r>
-        <w:t xml:space="preserve">SRCH </w:t>
-      </w:r>
-      <w:r>
-        <w:t>により境界を検出した場合には</w:t>
-      </w:r>
-      <w:r>
-        <w:t xml:space="preserve"> 1</w:t>
-      </w:r>
-      <w:r>
-        <w:t>、未検出は</w:t>
-      </w:r>
-      <w:r>
-        <w:t xml:space="preserve"> 0 </w:t>
-      </w:r>
-      <w:r>
-        <w:t>になる。</w:t>
-      </w:r>
-      <w:r>
-        <w:t xml:space="preserve">S#9 </w:t>
-      </w:r>
-      <w:r>
-        <w:t>を読むと</w:t>
-      </w:r>
-      <w:r>
-        <w:t xml:space="preserve"> 0 </w:t>
-      </w:r>
-      <w:r>
-        <w:t>に戻る。詳細は、</w:t>
-      </w:r>
-      <w:r>
-        <w:t>SRCH</w:t>
-      </w:r>
-      <w:r>
-        <w:t>コマンドの説明を参照。</w:t>
-      </w:r>
-    </w:p>
-    <w:p>
-      <w:pPr>
-        <w:pStyle w:val="Standard"/>
-      </w:pPr>
-      <w:r>
-        <w:t xml:space="preserve">　</w:t>
-      </w:r>
-      <w:r>
-        <w:t xml:space="preserve">HR </w:t>
-      </w:r>
-      <w:r>
-        <w:t>は、水平ブランキング期間中フラグ（負論理）。</w:t>
-      </w:r>
-      <w:r>
-        <w:t xml:space="preserve"> </w:t>
-      </w:r>
-      <w:r>
-        <w:t>水平ブランキングは</w:t>
-      </w:r>
-      <w:r>
-        <w:t xml:space="preserve">0 </w:t>
-      </w:r>
-      <w:r>
-        <w:t>になり、それ以外では</w:t>
-      </w:r>
-      <w:r>
-        <w:t>1</w:t>
-      </w:r>
-      <w:r>
-        <w:t>になる。</w:t>
-      </w:r>
-    </w:p>
-    <w:p>
-      <w:pPr>
-        <w:pStyle w:val="Standard"/>
-      </w:pPr>
-      <w:r>
-        <w:t xml:space="preserve">　</w:t>
-      </w:r>
-      <w:r>
-        <w:t xml:space="preserve">VR </w:t>
-      </w:r>
-      <w:r>
-        <w:t>は、垂直ブランキング期間中フラグ（負論理）。垂直ブランキングは</w:t>
-      </w:r>
-      <w:r>
-        <w:t xml:space="preserve"> 0 </w:t>
-      </w:r>
-      <w:r>
-        <w:t>になり、それ以外では</w:t>
-      </w:r>
-      <w:r>
-        <w:t>1</w:t>
-      </w:r>
-      <w:r>
-        <w:t>になる。</w:t>
-      </w:r>
-    </w:p>
-    <w:p>
-      <w:pPr>
-        <w:pStyle w:val="Standard"/>
-      </w:pPr>
-      <w:r>
-        <w:t xml:space="preserve">　</w:t>
-      </w:r>
-      <w:r>
-        <w:t xml:space="preserve">TR </w:t>
-      </w:r>
-      <w:r>
-        <w:t>は、</w:t>
-      </w:r>
-      <w:r>
-        <w:t>HMMC, LMMC, LMCM</w:t>
-      </w:r>
-      <w:r>
-        <w:t>コマンドにおける転送準備完了フラグ。</w:t>
-      </w:r>
-      <w:r>
-        <w:t xml:space="preserve">1 </w:t>
-      </w:r>
-      <w:r>
-        <w:t>は準備完了。</w:t>
-      </w:r>
-      <w:r>
-        <w:t>0</w:t>
-      </w:r>
-      <w:r>
-        <w:t>は準備未完了。詳細は、</w:t>
-      </w:r>
-      <w:r>
-        <w:t>HMMC, LMMC, LMCM</w:t>
-      </w:r>
-      <w:r>
-        <w:t>コマンドの説明を参照。</w:t>
+        <w:t xml:space="preserve">　TR は、HMMC, LMMC, LMCMコマンドにおける転送準備完了フラグ。1 は準備完了。0は準備未完了。詳細は、HMMC, LMMC, LMCMコマンドの説明を参照。</w:t>
       </w:r>
     </w:p>
     <w:p>
@@ -11591,7 +10126,6 @@
       </w:pPr>
       <w:bookmarkStart w:id="56" w:name="_Toc241436428"/>
       <w:r>
-        <w:lastRenderedPageBreak/>
         <w:t>S#3, S#4, S#5, S#6 Column/Row register</w:t>
       </w:r>
       <w:bookmarkEnd w:id="56"/>
@@ -11746,31 +10280,7 @@
         <w:pStyle w:val="Standard"/>
       </w:pPr>
       <w:r>
-        <w:t xml:space="preserve">　</w:t>
-      </w:r>
-      <w:r>
-        <w:t>POINT</w:t>
-      </w:r>
-      <w:r>
-        <w:t>コマンド、</w:t>
-      </w:r>
-      <w:r>
-        <w:t>LMCM</w:t>
-      </w:r>
-      <w:r>
-        <w:t>コマンドにより読みだされた画素値がセットされる。詳細は、</w:t>
-      </w:r>
-      <w:r>
-        <w:t>POINT</w:t>
-      </w:r>
-      <w:r>
-        <w:t>コマンド及び</w:t>
-      </w:r>
-      <w:r>
-        <w:t>LMCM</w:t>
-      </w:r>
-      <w:r>
-        <w:t>コマンドの説明を参照。</w:t>
+        <w:t xml:space="preserve">　POINTコマンド、LMCMコマンドにより読みだされた画素値がセットされる。詳細は、POINTコマンド及びLMCMコマンドの説明を参照。</w:t>
       </w:r>
     </w:p>
     <w:p>
@@ -11849,23 +10359,7 @@
         <w:pStyle w:val="Standard"/>
       </w:pPr>
       <w:r>
-        <w:lastRenderedPageBreak/>
-        <w:t>SRCH</w:t>
-      </w:r>
-      <w:r>
-        <w:t>コマンドによって検出された境界の</w:t>
-      </w:r>
-      <w:r>
-        <w:t xml:space="preserve"> X</w:t>
-      </w:r>
-      <w:r>
-        <w:t>座標がセットされる。詳細は、</w:t>
-      </w:r>
-      <w:r>
-        <w:t>SRCH</w:t>
-      </w:r>
-      <w:r>
-        <w:t>コマンドの説明を参照。</w:t>
+        <w:t>SRCHコマンドによって検出された境界の X座標がセットされる。詳細は、SRCHコマンドの説明を参照。</w:t>
       </w:r>
     </w:p>
     <w:p>
